--- a/4th Semester/Algorithm/01 Mid/mid question answer.docx
+++ b/4th Semester/Algorithm/01 Mid/mid question answer.docx
@@ -32,6 +32,7 @@
           <w:bCs/>
           <w:sz w:val="28"/>
           <w:szCs w:val="28"/>
+          <w:u w:val="single"/>
         </w:rPr>
       </w:pPr>
       <w:r>
@@ -40,6 +41,7 @@
           <w:bCs/>
           <w:sz w:val="28"/>
           <w:szCs w:val="28"/>
+          <w:u w:val="single"/>
         </w:rPr>
         <w:t>Pdf – 1</w:t>
       </w:r>
@@ -114,7 +116,7 @@
                     <pic:cNvPicPr/>
                   </pic:nvPicPr>
                   <pic:blipFill>
-                    <a:blip r:embed="rId4">
+                    <a:blip r:embed="rId5">
                       <a:extLst>
                         <a:ext uri="{28A0092B-C50C-407E-A947-70E740481C1C}">
                           <a14:useLocalDpi xmlns:a14="http://schemas.microsoft.com/office/drawing/2010/main" val="0"/>
@@ -1130,6 +1132,7 @@
           <w:bCs/>
           <w:sz w:val="28"/>
           <w:szCs w:val="24"/>
+          <w:u w:val="single"/>
         </w:rPr>
       </w:pPr>
       <w:r>
@@ -1139,6 +1142,7 @@
           <w:bCs/>
           <w:sz w:val="28"/>
           <w:szCs w:val="24"/>
+          <w:u w:val="single"/>
         </w:rPr>
         <w:t>Pdf – 2</w:t>
       </w:r>
@@ -1311,8 +1315,6 @@
         </w:rPr>
         <w:t>⩽</w:t>
       </w:r>
-      <w:proofErr w:type="spellStart"/>
-      <w:proofErr w:type="gramStart"/>
       <w:r>
         <w:rPr>
           <w:rFonts w:cstheme="minorHAnsi"/>
@@ -1321,8 +1323,6 @@
         </w:rPr>
         <w:t>c.g</w:t>
       </w:r>
-      <w:proofErr w:type="spellEnd"/>
-      <w:proofErr w:type="gramEnd"/>
       <w:r>
         <w:rPr>
           <w:rFonts w:cstheme="minorHAnsi"/>
@@ -1503,6 +1503,7 @@
           <w:bCs/>
           <w:sz w:val="28"/>
           <w:szCs w:val="24"/>
+          <w:u w:val="single"/>
         </w:rPr>
       </w:pPr>
       <w:r>
@@ -1512,6 +1513,7 @@
           <w:bCs/>
           <w:sz w:val="28"/>
           <w:szCs w:val="24"/>
+          <w:u w:val="single"/>
         </w:rPr>
         <w:t>Pdf – 4</w:t>
       </w:r>
@@ -1578,7 +1580,7 @@
                     <pic:cNvPicPr/>
                   </pic:nvPicPr>
                   <pic:blipFill>
-                    <a:blip r:embed="rId5">
+                    <a:blip r:embed="rId6">
                       <a:extLst>
                         <a:ext uri="{28A0092B-C50C-407E-A947-70E740481C1C}">
                           <a14:useLocalDpi xmlns:a14="http://schemas.microsoft.com/office/drawing/2010/main" val="0"/>
@@ -1610,7 +1612,6 @@
           </wp:anchor>
         </w:drawing>
       </w:r>
-      <w:proofErr w:type="spellStart"/>
       <w:r>
         <w:rPr>
           <w:rFonts w:cstheme="minorHAnsi"/>
@@ -1619,18 +1620,7 @@
           <w:sz w:val="24"/>
           <w:u w:val="single"/>
         </w:rPr>
-        <w:t>i</w:t>
-      </w:r>
-      <w:proofErr w:type="spellEnd"/>
-      <w:r>
-        <w:rPr>
-          <w:rFonts w:cstheme="minorHAnsi"/>
-          <w:b/>
-          <w:bCs/>
-          <w:sz w:val="24"/>
-          <w:u w:val="single"/>
-        </w:rPr>
-        <w:t>. Explain Bubble sort with Algorithm Step.</w:t>
+        <w:t>i. Explain Bubble sort with Algorithm Step.</w:t>
       </w:r>
     </w:p>
     <w:p>
@@ -1851,7 +1841,7 @@
                     <pic:cNvPicPr/>
                   </pic:nvPicPr>
                   <pic:blipFill>
-                    <a:blip r:embed="rId6">
+                    <a:blip r:embed="rId7">
                       <a:extLst>
                         <a:ext uri="{28A0092B-C50C-407E-A947-70E740481C1C}">
                           <a14:useLocalDpi xmlns:a14="http://schemas.microsoft.com/office/drawing/2010/main" val="0"/>
@@ -2049,7 +2039,7 @@
                     <pic:cNvPicPr/>
                   </pic:nvPicPr>
                   <pic:blipFill>
-                    <a:blip r:embed="rId7">
+                    <a:blip r:embed="rId8">
                       <a:extLst>
                         <a:ext uri="{28A0092B-C50C-407E-A947-70E740481C1C}">
                           <a14:useLocalDpi xmlns:a14="http://schemas.microsoft.com/office/drawing/2010/main" val="0"/>
@@ -2085,25 +2075,7 @@
         <w:rPr>
           <w:rFonts w:cstheme="minorHAnsi"/>
         </w:rPr>
-        <w:t>Divide-and-conquer recursively solves subproblems</w:t>
-      </w:r>
-      <w:r>
-        <w:rPr>
-          <w:rFonts w:cstheme="minorHAnsi"/>
-        </w:rPr>
-        <w:t xml:space="preserve">. </w:t>
-      </w:r>
-      <w:r>
-        <w:rPr>
-          <w:rFonts w:cstheme="minorHAnsi"/>
-        </w:rPr>
-        <w:t>each subproblem must be smaller than the original problem, and each must have a base case.</w:t>
-      </w:r>
-      <w:r>
-        <w:rPr>
-          <w:rFonts w:cstheme="minorHAnsi"/>
-        </w:rPr>
-        <w:t xml:space="preserve"> </w:t>
+        <w:t xml:space="preserve">Divide-and-conquer recursively solves subproblems. each subproblem must be smaller than the original problem, and each must have a base case. </w:t>
       </w:r>
       <w:r>
         <w:rPr>
@@ -2159,19 +2131,7 @@
         <w:rPr>
           <w:rFonts w:eastAsia="Times New Roman" w:cstheme="minorHAnsi"/>
         </w:rPr>
-        <w:t>base cases if</w:t>
-      </w:r>
-      <w:r>
-        <w:rPr>
-          <w:rFonts w:eastAsia="Times New Roman" w:cstheme="minorHAnsi"/>
-        </w:rPr>
-        <w:t xml:space="preserve"> </w:t>
-      </w:r>
-      <w:r>
-        <w:rPr>
-          <w:rFonts w:eastAsia="Times New Roman" w:cstheme="minorHAnsi"/>
-        </w:rPr>
-        <w:t>they're small enough.</w:t>
+        <w:t>base cases if they're small enough.</w:t>
       </w:r>
     </w:p>
     <w:p>
@@ -2232,7 +2192,6 @@
           <w:u w:val="single"/>
         </w:rPr>
       </w:pPr>
-      <w:proofErr w:type="spellStart"/>
       <w:r>
         <w:rPr>
           <w:rFonts w:cstheme="minorHAnsi"/>
@@ -2242,10 +2201,224 @@
           <w:szCs w:val="24"/>
           <w:u w:val="single"/>
         </w:rPr>
-        <w:t>i</w:t>
-      </w:r>
-      <w:proofErr w:type="spellEnd"/>
-      <w:r>
+        <w:t>i. Explain Merge sort with Algorithm step.</w:t>
+      </w:r>
+    </w:p>
+    <w:p>
+      <w:pPr>
+        <w:spacing w:after="0" w:line="360" w:lineRule="auto"/>
+        <w:rPr>
+          <w:rFonts w:cstheme="minorHAnsi"/>
+          <w:b/>
+          <w:bCs/>
+          <w:sz w:val="24"/>
+          <w:szCs w:val="24"/>
+        </w:rPr>
+      </w:pPr>
+      <w:r>
+        <w:rPr>
+          <w:rFonts w:cstheme="minorHAnsi"/>
+          <w:b/>
+          <w:bCs/>
+          <w:sz w:val="24"/>
+          <w:szCs w:val="24"/>
+        </w:rPr>
+        <w:t>Ans: Hand practices Merge sort.</w:t>
+      </w:r>
+    </w:p>
+    <w:p>
+      <w:pPr>
+        <w:spacing w:after="0" w:line="360" w:lineRule="auto"/>
+        <w:rPr>
+          <w:rFonts w:cstheme="minorHAnsi"/>
+          <w:b/>
+          <w:bCs/>
+          <w:sz w:val="24"/>
+          <w:szCs w:val="24"/>
+        </w:rPr>
+      </w:pPr>
+      <w:r>
+        <w:rPr>
+          <w:rFonts w:cstheme="minorHAnsi"/>
+          <w:b/>
+          <w:bCs/>
+          <w:sz w:val="24"/>
+          <w:szCs w:val="24"/>
+        </w:rPr>
+        <w:t>Algorithm Step:</w:t>
+      </w:r>
+    </w:p>
+    <w:p>
+      <w:pPr>
+        <w:spacing w:after="0" w:line="240" w:lineRule="auto"/>
+        <w:rPr>
+          <w:rFonts w:cstheme="minorHAnsi"/>
+          <w:color w:val="000000"/>
+        </w:rPr>
+      </w:pPr>
+      <w:r>
+        <w:rPr>
+          <w:rFonts w:cstheme="minorHAnsi"/>
+          <w:color w:val="000000"/>
+        </w:rPr>
+        <w:t xml:space="preserve">Step 1: </w:t>
+      </w:r>
+      <w:r>
+        <w:rPr>
+          <w:rFonts w:cstheme="minorHAnsi"/>
+          <w:b/>
+          <w:bCs/>
+          <w:color w:val="000000"/>
+        </w:rPr>
+        <w:t xml:space="preserve">Divide: </w:t>
+      </w:r>
+      <w:r>
+        <w:rPr>
+          <w:rFonts w:cstheme="minorHAnsi"/>
+          <w:color w:val="000000"/>
+        </w:rPr>
+        <w:t>The primary step is to repeatedly divide the input list into two halves until you reach sub</w:t>
+      </w:r>
+      <w:r>
+        <w:rPr>
+          <w:rFonts w:cstheme="minorHAnsi"/>
+          <w:color w:val="000000"/>
+        </w:rPr>
+        <w:t xml:space="preserve"> </w:t>
+      </w:r>
+      <w:r>
+        <w:rPr>
+          <w:rFonts w:cstheme="minorHAnsi"/>
+          <w:color w:val="000000"/>
+        </w:rPr>
+        <w:t xml:space="preserve">lists containing </w:t>
+      </w:r>
+    </w:p>
+    <w:p>
+      <w:pPr>
+        <w:spacing w:after="0" w:line="240" w:lineRule="auto"/>
+        <w:rPr>
+          <w:rFonts w:cstheme="minorHAnsi"/>
+          <w:color w:val="000000"/>
+        </w:rPr>
+      </w:pPr>
+      <w:r>
+        <w:rPr>
+          <w:rFonts w:cstheme="minorHAnsi"/>
+          <w:color w:val="000000"/>
+        </w:rPr>
+        <w:t xml:space="preserve">                          </w:t>
+      </w:r>
+      <w:r>
+        <w:rPr>
+          <w:rFonts w:cstheme="minorHAnsi"/>
+          <w:color w:val="000000"/>
+        </w:rPr>
+        <w:t>only one element.</w:t>
+      </w:r>
+    </w:p>
+    <w:p>
+      <w:pPr>
+        <w:spacing w:after="0" w:line="240" w:lineRule="auto"/>
+        <w:rPr>
+          <w:rFonts w:eastAsia="Times New Roman" w:cstheme="minorHAnsi"/>
+          <w:color w:val="000000"/>
+        </w:rPr>
+      </w:pPr>
+      <w:r>
+        <w:rPr>
+          <w:rFonts w:eastAsia="Times New Roman" w:cstheme="minorHAnsi"/>
+          <w:color w:val="000000"/>
+        </w:rPr>
+        <w:t xml:space="preserve">Step 2: </w:t>
+      </w:r>
+      <w:r>
+        <w:rPr>
+          <w:rFonts w:eastAsia="Times New Roman" w:cstheme="minorHAnsi"/>
+          <w:b/>
+          <w:bCs/>
+          <w:color w:val="000000"/>
+        </w:rPr>
+        <w:t xml:space="preserve">Conquer (Merge): </w:t>
+      </w:r>
+      <w:r>
+        <w:rPr>
+          <w:rFonts w:eastAsia="Times New Roman" w:cstheme="minorHAnsi"/>
+          <w:color w:val="000000"/>
+        </w:rPr>
+        <w:t>After dividing, the algorithm starts merging the single-element lists back together in sorted order.</w:t>
+      </w:r>
+    </w:p>
+    <w:p>
+      <w:pPr>
+        <w:spacing w:after="0" w:line="240" w:lineRule="auto"/>
+        <w:rPr>
+          <w:rFonts w:cstheme="minorHAnsi"/>
+          <w:b/>
+          <w:bCs/>
+        </w:rPr>
+      </w:pPr>
+      <w:r>
+        <w:rPr>
+          <w:rFonts w:eastAsia="Times New Roman" w:cstheme="minorHAnsi"/>
+          <w:color w:val="000000"/>
+        </w:rPr>
+        <w:t xml:space="preserve">Step 3: </w:t>
+      </w:r>
+      <w:r>
+        <w:rPr>
+          <w:rFonts w:eastAsia="Times New Roman" w:cstheme="minorHAnsi"/>
+          <w:b/>
+          <w:bCs/>
+          <w:color w:val="000000"/>
+        </w:rPr>
+        <w:t xml:space="preserve">Combine: </w:t>
+      </w:r>
+      <w:r>
+        <w:rPr>
+          <w:rFonts w:eastAsia="Times New Roman" w:cstheme="minorHAnsi"/>
+          <w:color w:val="000000"/>
+        </w:rPr>
+        <w:t>The merging process continues until all the sub</w:t>
+      </w:r>
+      <w:r>
+        <w:rPr>
+          <w:rFonts w:eastAsia="Times New Roman" w:cstheme="minorHAnsi"/>
+          <w:color w:val="000000"/>
+        </w:rPr>
+        <w:t xml:space="preserve"> </w:t>
+      </w:r>
+      <w:r>
+        <w:rPr>
+          <w:rFonts w:eastAsia="Times New Roman" w:cstheme="minorHAnsi"/>
+          <w:color w:val="000000"/>
+        </w:rPr>
+        <w:t>lists are merged into one single sorted list.</w:t>
+      </w:r>
+    </w:p>
+    <w:p>
+      <w:pPr>
+        <w:spacing w:after="0" w:line="360" w:lineRule="auto"/>
+        <w:rPr>
+          <w:rFonts w:cstheme="minorHAnsi"/>
+          <w:b/>
+          <w:bCs/>
+        </w:rPr>
+      </w:pPr>
+    </w:p>
+    <w:p>
+      <w:pPr>
+        <w:spacing w:after="0" w:line="360" w:lineRule="auto"/>
+        <w:rPr>
+          <w:rFonts w:cstheme="minorHAnsi"/>
+          <w:b/>
+          <w:bCs/>
+        </w:rPr>
+      </w:pPr>
+    </w:p>
+    <w:p>
+      <w:pPr>
+        <w:spacing w:after="0" w:line="360" w:lineRule="auto"/>
         <w:rPr>
           <w:rFonts w:cstheme="minorHAnsi"/>
           <w:b/>
@@ -2254,224 +2427,8 @@
           <w:szCs w:val="24"/>
           <w:u w:val="single"/>
         </w:rPr>
-        <w:t>. Explain Merge sort with Algorithm step.</w:t>
-      </w:r>
-    </w:p>
-    <w:p>
-      <w:pPr>
-        <w:spacing w:after="0" w:line="360" w:lineRule="auto"/>
-        <w:rPr>
-          <w:rFonts w:cstheme="minorHAnsi"/>
-          <w:b/>
-          <w:bCs/>
-          <w:sz w:val="24"/>
-          <w:szCs w:val="24"/>
-        </w:rPr>
-      </w:pPr>
-      <w:r>
-        <w:rPr>
-          <w:rFonts w:cstheme="minorHAnsi"/>
-          <w:b/>
-          <w:bCs/>
-          <w:sz w:val="24"/>
-          <w:szCs w:val="24"/>
-        </w:rPr>
-        <w:t>Ans: Hand practices Merge sort.</w:t>
-      </w:r>
-    </w:p>
-    <w:p>
-      <w:pPr>
-        <w:spacing w:after="0" w:line="360" w:lineRule="auto"/>
-        <w:rPr>
-          <w:rFonts w:cstheme="minorHAnsi"/>
-          <w:b/>
-          <w:bCs/>
-          <w:sz w:val="24"/>
-          <w:szCs w:val="24"/>
-        </w:rPr>
-      </w:pPr>
-      <w:r>
-        <w:rPr>
-          <w:rFonts w:cstheme="minorHAnsi"/>
-          <w:b/>
-          <w:bCs/>
-          <w:sz w:val="24"/>
-          <w:szCs w:val="24"/>
-        </w:rPr>
-        <w:t>Algorithm Step:</w:t>
-      </w:r>
-    </w:p>
-    <w:p>
-      <w:pPr>
-        <w:spacing w:after="0" w:line="240" w:lineRule="auto"/>
-        <w:rPr>
-          <w:rFonts w:cstheme="minorHAnsi"/>
-          <w:color w:val="000000"/>
-        </w:rPr>
-      </w:pPr>
-      <w:r>
-        <w:rPr>
-          <w:rFonts w:cstheme="minorHAnsi"/>
-          <w:color w:val="000000"/>
-        </w:rPr>
-        <w:t xml:space="preserve">Step 1: </w:t>
-      </w:r>
-      <w:r>
-        <w:rPr>
-          <w:rFonts w:cstheme="minorHAnsi"/>
-          <w:b/>
-          <w:bCs/>
-          <w:color w:val="000000"/>
-        </w:rPr>
-        <w:t xml:space="preserve">Divide: </w:t>
-      </w:r>
-      <w:r>
-        <w:rPr>
-          <w:rFonts w:cstheme="minorHAnsi"/>
-          <w:color w:val="000000"/>
-        </w:rPr>
-        <w:t>The primary step is to repeatedly divide the input list into two halves until you reach sub</w:t>
-      </w:r>
-      <w:r>
-        <w:rPr>
-          <w:rFonts w:cstheme="minorHAnsi"/>
-          <w:color w:val="000000"/>
-        </w:rPr>
-        <w:t xml:space="preserve"> </w:t>
-      </w:r>
-      <w:r>
-        <w:rPr>
-          <w:rFonts w:cstheme="minorHAnsi"/>
-          <w:color w:val="000000"/>
-        </w:rPr>
-        <w:t xml:space="preserve">lists containing </w:t>
-      </w:r>
-    </w:p>
-    <w:p>
-      <w:pPr>
-        <w:spacing w:after="0" w:line="240" w:lineRule="auto"/>
-        <w:rPr>
-          <w:rFonts w:cstheme="minorHAnsi"/>
-          <w:color w:val="000000"/>
-        </w:rPr>
-      </w:pPr>
-      <w:r>
-        <w:rPr>
-          <w:rFonts w:cstheme="minorHAnsi"/>
-          <w:color w:val="000000"/>
-        </w:rPr>
-        <w:t xml:space="preserve">                          </w:t>
-      </w:r>
-      <w:r>
-        <w:rPr>
-          <w:rFonts w:cstheme="minorHAnsi"/>
-          <w:color w:val="000000"/>
-        </w:rPr>
-        <w:t>only one element.</w:t>
-      </w:r>
-    </w:p>
-    <w:p>
-      <w:pPr>
-        <w:spacing w:after="0" w:line="240" w:lineRule="auto"/>
-        <w:rPr>
-          <w:rFonts w:eastAsia="Times New Roman" w:cstheme="minorHAnsi"/>
-          <w:color w:val="000000"/>
-        </w:rPr>
-      </w:pPr>
-      <w:r>
-        <w:rPr>
-          <w:rFonts w:eastAsia="Times New Roman" w:cstheme="minorHAnsi"/>
-          <w:color w:val="000000"/>
-        </w:rPr>
-        <w:t xml:space="preserve">Step 2: </w:t>
-      </w:r>
-      <w:r>
-        <w:rPr>
-          <w:rFonts w:eastAsia="Times New Roman" w:cstheme="minorHAnsi"/>
-          <w:b/>
-          <w:bCs/>
-          <w:color w:val="000000"/>
-        </w:rPr>
-        <w:t xml:space="preserve">Conquer (Merge): </w:t>
-      </w:r>
-      <w:r>
-        <w:rPr>
-          <w:rFonts w:eastAsia="Times New Roman" w:cstheme="minorHAnsi"/>
-          <w:color w:val="000000"/>
-        </w:rPr>
-        <w:t>After dividing, the algorithm starts merging the single-element lists back together in sorted order.</w:t>
-      </w:r>
-    </w:p>
-    <w:p>
-      <w:pPr>
-        <w:spacing w:after="0" w:line="240" w:lineRule="auto"/>
-        <w:rPr>
-          <w:rFonts w:cstheme="minorHAnsi"/>
-          <w:b/>
-          <w:bCs/>
-        </w:rPr>
-      </w:pPr>
-      <w:r>
-        <w:rPr>
-          <w:rFonts w:eastAsia="Times New Roman" w:cstheme="minorHAnsi"/>
-          <w:color w:val="000000"/>
-        </w:rPr>
-        <w:t xml:space="preserve">Step 3: </w:t>
-      </w:r>
-      <w:r>
-        <w:rPr>
-          <w:rFonts w:eastAsia="Times New Roman" w:cstheme="minorHAnsi"/>
-          <w:b/>
-          <w:bCs/>
-          <w:color w:val="000000"/>
-        </w:rPr>
-        <w:t xml:space="preserve">Combine: </w:t>
-      </w:r>
-      <w:r>
-        <w:rPr>
-          <w:rFonts w:eastAsia="Times New Roman" w:cstheme="minorHAnsi"/>
-          <w:color w:val="000000"/>
-        </w:rPr>
-        <w:t>The merging process continues until all the sub</w:t>
-      </w:r>
-      <w:r>
-        <w:rPr>
-          <w:rFonts w:eastAsia="Times New Roman" w:cstheme="minorHAnsi"/>
-          <w:color w:val="000000"/>
-        </w:rPr>
-        <w:t xml:space="preserve"> </w:t>
-      </w:r>
-      <w:r>
-        <w:rPr>
-          <w:rFonts w:eastAsia="Times New Roman" w:cstheme="minorHAnsi"/>
-          <w:color w:val="000000"/>
-        </w:rPr>
-        <w:t>lists are merged into one single sorted list.</w:t>
-      </w:r>
-    </w:p>
-    <w:p>
-      <w:pPr>
-        <w:spacing w:after="0" w:line="360" w:lineRule="auto"/>
-        <w:rPr>
-          <w:rFonts w:cstheme="minorHAnsi"/>
-          <w:b/>
-          <w:bCs/>
-        </w:rPr>
-      </w:pPr>
-    </w:p>
-    <w:p>
-      <w:pPr>
-        <w:spacing w:after="0" w:line="360" w:lineRule="auto"/>
-        <w:rPr>
-          <w:rFonts w:cstheme="minorHAnsi"/>
-          <w:b/>
-          <w:bCs/>
-        </w:rPr>
-      </w:pPr>
-    </w:p>
-    <w:p>
-      <w:pPr>
-        <w:spacing w:after="0" w:line="360" w:lineRule="auto"/>
+      </w:pPr>
+      <w:r>
         <w:rPr>
           <w:rFonts w:cstheme="minorHAnsi"/>
           <w:b/>
@@ -2480,8 +2437,238 @@
           <w:szCs w:val="24"/>
           <w:u w:val="single"/>
         </w:rPr>
-      </w:pPr>
-      <w:r>
+        <w:t>ii. Advantages and Disadvantages of Merge Sort.</w:t>
+      </w:r>
+    </w:p>
+    <w:p>
+      <w:pPr>
+        <w:spacing w:after="0" w:line="360" w:lineRule="auto"/>
+        <w:rPr>
+          <w:rFonts w:cstheme="minorHAnsi"/>
+          <w:b/>
+          <w:bCs/>
+        </w:rPr>
+      </w:pPr>
+      <w:r>
+        <w:rPr>
+          <w:rFonts w:cstheme="minorHAnsi"/>
+          <w:b/>
+          <w:bCs/>
+        </w:rPr>
+        <w:t>Advantages:</w:t>
+      </w:r>
+    </w:p>
+    <w:p>
+      <w:pPr>
+        <w:spacing w:after="0" w:line="360" w:lineRule="auto"/>
+        <w:rPr>
+          <w:rFonts w:cstheme="minorHAnsi"/>
+          <w:color w:val="000000"/>
+        </w:rPr>
+      </w:pPr>
+      <w:r>
+        <w:rPr>
+          <w:rFonts w:cstheme="minorHAnsi"/>
+          <w:color w:val="000000"/>
+        </w:rPr>
+        <w:t>1.Merge sort is a stable sorting algorithm, which means it maintains the relative order of equal elements in the input array.</w:t>
+      </w:r>
+    </w:p>
+    <w:p>
+      <w:pPr>
+        <w:rPr>
+          <w:rFonts w:eastAsia="Times New Roman" w:cstheme="minorHAnsi"/>
+          <w:color w:val="000000"/>
+        </w:rPr>
+      </w:pPr>
+      <w:r>
+        <w:rPr>
+          <w:rFonts w:cstheme="minorHAnsi"/>
+          <w:color w:val="000000"/>
+        </w:rPr>
+        <w:t>2.Merge sort has a worst-case time complexity of O(N logN)</w:t>
+      </w:r>
+      <w:r>
+        <w:rPr>
+          <w:rFonts w:cstheme="minorHAnsi"/>
+          <w:color w:val="000000"/>
+        </w:rPr>
+        <w:t xml:space="preserve"> </w:t>
+      </w:r>
+      <w:r>
+        <w:rPr>
+          <w:rFonts w:eastAsia="Times New Roman" w:cstheme="minorHAnsi"/>
+          <w:color w:val="000000"/>
+        </w:rPr>
+        <w:t>, which means it performs well even on large datasets.</w:t>
+      </w:r>
+    </w:p>
+    <w:p>
+      <w:pPr>
+        <w:spacing w:after="0" w:line="360" w:lineRule="auto"/>
+        <w:rPr>
+          <w:rFonts w:eastAsia="Times New Roman" w:cstheme="minorHAnsi"/>
+          <w:color w:val="000000"/>
+        </w:rPr>
+      </w:pPr>
+      <w:r>
+        <w:rPr>
+          <w:rFonts w:eastAsia="Times New Roman" w:cstheme="minorHAnsi"/>
+          <w:color w:val="000000"/>
+        </w:rPr>
+        <w:t>3.The divide-and-conquer approach is straightforward.</w:t>
+      </w:r>
+    </w:p>
+    <w:p>
+      <w:pPr>
+        <w:spacing w:after="0" w:line="360" w:lineRule="auto"/>
+        <w:rPr>
+          <w:rFonts w:eastAsia="Times New Roman" w:cstheme="minorHAnsi"/>
+          <w:color w:val="000000"/>
+        </w:rPr>
+      </w:pPr>
+    </w:p>
+    <w:p>
+      <w:pPr>
+        <w:spacing w:after="0" w:line="360" w:lineRule="auto"/>
+        <w:rPr>
+          <w:rFonts w:eastAsia="Times New Roman" w:cstheme="minorHAnsi"/>
+          <w:b/>
+          <w:bCs/>
+          <w:color w:val="000000"/>
+        </w:rPr>
+      </w:pPr>
+      <w:r>
+        <w:rPr>
+          <w:rFonts w:eastAsia="Times New Roman" w:cstheme="minorHAnsi"/>
+          <w:b/>
+          <w:bCs/>
+          <w:color w:val="000000"/>
+        </w:rPr>
+        <w:lastRenderedPageBreak/>
+        <w:t>Disadvantages:</w:t>
+      </w:r>
+    </w:p>
+    <w:p>
+      <w:pPr>
+        <w:spacing w:after="0" w:line="276" w:lineRule="auto"/>
+        <w:rPr>
+          <w:rFonts w:eastAsia="Times New Roman" w:cstheme="minorHAnsi"/>
+          <w:color w:val="000000"/>
+        </w:rPr>
+      </w:pPr>
+      <w:r>
+        <w:rPr>
+          <w:rFonts w:eastAsia="Times New Roman" w:cstheme="minorHAnsi"/>
+          <w:color w:val="000000"/>
+        </w:rPr>
+        <w:t>1. Merge sort requires additional memory to store the merged sub-arrays during the sorting process.</w:t>
+      </w:r>
+    </w:p>
+    <w:p>
+      <w:pPr>
+        <w:spacing w:after="0" w:line="276" w:lineRule="auto"/>
+        <w:rPr>
+          <w:rFonts w:eastAsia="Times New Roman" w:cstheme="minorHAnsi"/>
+          <w:color w:val="000000"/>
+        </w:rPr>
+      </w:pPr>
+      <w:r>
+        <w:rPr>
+          <w:rFonts w:eastAsia="Times New Roman" w:cstheme="minorHAnsi"/>
+          <w:color w:val="000000"/>
+        </w:rPr>
+        <w:t>2. Not Merge sort is not an in-place sorting algorithm, which means it requires additional memory to</w:t>
+      </w:r>
+    </w:p>
+    <w:p>
+      <w:pPr>
+        <w:spacing w:after="0" w:line="276" w:lineRule="auto"/>
+        <w:rPr>
+          <w:rFonts w:eastAsia="Times New Roman" w:cstheme="minorHAnsi"/>
+          <w:color w:val="000000"/>
+        </w:rPr>
+      </w:pPr>
+      <w:r>
+        <w:rPr>
+          <w:rFonts w:eastAsia="Times New Roman" w:cstheme="minorHAnsi"/>
+          <w:color w:val="000000"/>
+        </w:rPr>
+        <w:t>store the sorted data.</w:t>
+      </w:r>
+    </w:p>
+    <w:p>
+      <w:pPr>
+        <w:spacing w:after="0" w:line="276" w:lineRule="auto"/>
+        <w:rPr>
+          <w:rFonts w:cstheme="minorHAnsi"/>
+          <w:color w:val="000000"/>
+        </w:rPr>
+      </w:pPr>
+      <w:r>
+        <w:rPr>
+          <w:rFonts w:eastAsia="Times New Roman" w:cstheme="minorHAnsi"/>
+          <w:color w:val="000000"/>
+        </w:rPr>
+        <w:t>3. Merge Sort is Slower than Quick</w:t>
+      </w:r>
+      <w:r>
+        <w:rPr>
+          <w:rFonts w:eastAsia="Times New Roman" w:cstheme="minorHAnsi"/>
+          <w:color w:val="000000"/>
+        </w:rPr>
+        <w:t xml:space="preserve"> </w:t>
+      </w:r>
+      <w:r>
+        <w:rPr>
+          <w:rFonts w:eastAsia="Times New Roman" w:cstheme="minorHAnsi"/>
+          <w:color w:val="000000"/>
+        </w:rPr>
+        <w:t>Sort</w:t>
+      </w:r>
+      <w:r>
+        <w:rPr>
+          <w:rFonts w:eastAsia="Times New Roman" w:cstheme="minorHAnsi"/>
+          <w:color w:val="000000"/>
+        </w:rPr>
+        <w:t>.</w:t>
+      </w:r>
+    </w:p>
+    <w:p>
+      <w:pPr>
+        <w:spacing w:after="0" w:line="360" w:lineRule="auto"/>
+        <w:rPr>
+          <w:rFonts w:cstheme="minorHAnsi"/>
+          <w:b/>
+          <w:bCs/>
+        </w:rPr>
+      </w:pPr>
+    </w:p>
+    <w:p>
+      <w:pPr>
+        <w:spacing w:after="0" w:line="360" w:lineRule="auto"/>
+        <w:rPr>
+          <w:rFonts w:cstheme="minorHAnsi"/>
+          <w:b/>
+          <w:bCs/>
+          <w:sz w:val="28"/>
+          <w:szCs w:val="28"/>
+        </w:rPr>
+      </w:pPr>
+      <w:r>
+        <w:rPr>
+          <w:rFonts w:cstheme="minorHAnsi"/>
+          <w:b/>
+          <w:bCs/>
+          <w:sz w:val="28"/>
+          <w:szCs w:val="28"/>
+        </w:rPr>
+        <w:t>12. Quick Sort:</w:t>
+      </w:r>
+    </w:p>
+    <w:p>
+      <w:pPr>
+        <w:spacing w:after="0" w:line="360" w:lineRule="auto"/>
         <w:rPr>
           <w:rFonts w:cstheme="minorHAnsi"/>
           <w:b/>
@@ -2490,270 +2677,8 @@
           <w:szCs w:val="24"/>
           <w:u w:val="single"/>
         </w:rPr>
-        <w:t>ii. Advantages and Disadvantages of Merge Sort.</w:t>
-      </w:r>
-    </w:p>
-    <w:p>
-      <w:pPr>
-        <w:spacing w:after="0" w:line="360" w:lineRule="auto"/>
-        <w:rPr>
-          <w:rFonts w:cstheme="minorHAnsi"/>
-          <w:b/>
-          <w:bCs/>
-        </w:rPr>
-      </w:pPr>
-      <w:r>
-        <w:rPr>
-          <w:rFonts w:cstheme="minorHAnsi"/>
-          <w:b/>
-          <w:bCs/>
-        </w:rPr>
-        <w:t>Advantages:</w:t>
-      </w:r>
-    </w:p>
-    <w:p>
-      <w:pPr>
-        <w:spacing w:after="0" w:line="360" w:lineRule="auto"/>
-        <w:rPr>
-          <w:rFonts w:cstheme="minorHAnsi"/>
-          <w:color w:val="000000"/>
-        </w:rPr>
-      </w:pPr>
-      <w:r>
-        <w:rPr>
-          <w:rFonts w:cstheme="minorHAnsi"/>
-          <w:color w:val="000000"/>
-        </w:rPr>
-        <w:t>1.Merge sort is a stable sorting algorithm, which means it maintains the relative order of equal elements in the input array.</w:t>
-      </w:r>
-    </w:p>
-    <w:p>
-      <w:pPr>
-        <w:rPr>
-          <w:rFonts w:eastAsia="Times New Roman" w:cstheme="minorHAnsi"/>
-          <w:color w:val="000000"/>
-        </w:rPr>
-      </w:pPr>
-      <w:r>
-        <w:rPr>
-          <w:rFonts w:cstheme="minorHAnsi"/>
-          <w:color w:val="000000"/>
-        </w:rPr>
-        <w:t xml:space="preserve">2.Merge sort has a worst-case time complexity of </w:t>
-      </w:r>
-      <w:proofErr w:type="gramStart"/>
-      <w:r>
-        <w:rPr>
-          <w:rFonts w:cstheme="minorHAnsi"/>
-          <w:color w:val="000000"/>
-        </w:rPr>
-        <w:t>O(</w:t>
-      </w:r>
-      <w:proofErr w:type="gramEnd"/>
-      <w:r>
-        <w:rPr>
-          <w:rFonts w:cstheme="minorHAnsi"/>
-          <w:color w:val="000000"/>
-        </w:rPr>
-        <w:t xml:space="preserve">N </w:t>
-      </w:r>
-      <w:proofErr w:type="spellStart"/>
-      <w:r>
-        <w:rPr>
-          <w:rFonts w:cstheme="minorHAnsi"/>
-          <w:color w:val="000000"/>
-        </w:rPr>
-        <w:t>logN</w:t>
-      </w:r>
-      <w:proofErr w:type="spellEnd"/>
-      <w:r>
-        <w:rPr>
-          <w:rFonts w:cstheme="minorHAnsi"/>
-          <w:color w:val="000000"/>
-        </w:rPr>
-        <w:t>)</w:t>
-      </w:r>
-      <w:r>
-        <w:rPr>
-          <w:rFonts w:cstheme="minorHAnsi"/>
-          <w:color w:val="000000"/>
-        </w:rPr>
-        <w:t xml:space="preserve"> </w:t>
-      </w:r>
-      <w:r>
-        <w:rPr>
-          <w:rFonts w:eastAsia="Times New Roman" w:cstheme="minorHAnsi"/>
-          <w:color w:val="000000"/>
-        </w:rPr>
-        <w:t>, which means it performs well even on large datasets.</w:t>
-      </w:r>
-    </w:p>
-    <w:p>
-      <w:pPr>
-        <w:spacing w:after="0" w:line="360" w:lineRule="auto"/>
-        <w:rPr>
-          <w:rFonts w:eastAsia="Times New Roman" w:cstheme="minorHAnsi"/>
-          <w:color w:val="000000"/>
-        </w:rPr>
-      </w:pPr>
-      <w:r>
-        <w:rPr>
-          <w:rFonts w:eastAsia="Times New Roman" w:cstheme="minorHAnsi"/>
-          <w:color w:val="000000"/>
-        </w:rPr>
-        <w:t>3.The divide-and-conquer approach is straightforward.</w:t>
-      </w:r>
-    </w:p>
-    <w:p>
-      <w:pPr>
-        <w:spacing w:after="0" w:line="360" w:lineRule="auto"/>
-        <w:rPr>
-          <w:rFonts w:eastAsia="Times New Roman" w:cstheme="minorHAnsi"/>
-          <w:color w:val="000000"/>
-        </w:rPr>
-      </w:pPr>
-    </w:p>
-    <w:p>
-      <w:pPr>
-        <w:spacing w:after="0" w:line="360" w:lineRule="auto"/>
-        <w:rPr>
-          <w:rFonts w:eastAsia="Times New Roman" w:cstheme="minorHAnsi"/>
-          <w:b/>
-          <w:bCs/>
-          <w:color w:val="000000"/>
-        </w:rPr>
-      </w:pPr>
-      <w:r>
-        <w:rPr>
-          <w:rFonts w:eastAsia="Times New Roman" w:cstheme="minorHAnsi"/>
-          <w:b/>
-          <w:bCs/>
-          <w:color w:val="000000"/>
-        </w:rPr>
-        <w:lastRenderedPageBreak/>
-        <w:t>Disadvantages:</w:t>
-      </w:r>
-    </w:p>
-    <w:p>
-      <w:pPr>
-        <w:spacing w:after="0" w:line="276" w:lineRule="auto"/>
-        <w:rPr>
-          <w:rFonts w:eastAsia="Times New Roman" w:cstheme="minorHAnsi"/>
-          <w:color w:val="000000"/>
-        </w:rPr>
-      </w:pPr>
-      <w:r>
-        <w:rPr>
-          <w:rFonts w:eastAsia="Times New Roman" w:cstheme="minorHAnsi"/>
-          <w:color w:val="000000"/>
-        </w:rPr>
-        <w:t>1. Merge sort requires additional memory to store the merged sub-arrays during the sorting process.</w:t>
-      </w:r>
-    </w:p>
-    <w:p>
-      <w:pPr>
-        <w:spacing w:after="0" w:line="276" w:lineRule="auto"/>
-        <w:rPr>
-          <w:rFonts w:eastAsia="Times New Roman" w:cstheme="minorHAnsi"/>
-          <w:color w:val="000000"/>
-        </w:rPr>
-      </w:pPr>
-      <w:r>
-        <w:rPr>
-          <w:rFonts w:eastAsia="Times New Roman" w:cstheme="minorHAnsi"/>
-          <w:color w:val="000000"/>
-        </w:rPr>
-        <w:t>2. Not Merge sort is not an in-place sorting algorithm, which means it requires additional memory to</w:t>
-      </w:r>
-    </w:p>
-    <w:p>
-      <w:pPr>
-        <w:spacing w:after="0" w:line="276" w:lineRule="auto"/>
-        <w:rPr>
-          <w:rFonts w:eastAsia="Times New Roman" w:cstheme="minorHAnsi"/>
-          <w:color w:val="000000"/>
-        </w:rPr>
-      </w:pPr>
-      <w:r>
-        <w:rPr>
-          <w:rFonts w:eastAsia="Times New Roman" w:cstheme="minorHAnsi"/>
-          <w:color w:val="000000"/>
-        </w:rPr>
-        <w:t>store the sorted data.</w:t>
-      </w:r>
-    </w:p>
-    <w:p>
-      <w:pPr>
-        <w:spacing w:after="0" w:line="276" w:lineRule="auto"/>
-        <w:rPr>
-          <w:rFonts w:cstheme="minorHAnsi"/>
-          <w:color w:val="000000"/>
-        </w:rPr>
-      </w:pPr>
-      <w:r>
-        <w:rPr>
-          <w:rFonts w:eastAsia="Times New Roman" w:cstheme="minorHAnsi"/>
-          <w:color w:val="000000"/>
-        </w:rPr>
-        <w:t>3. Merge Sort is Slower than Quick</w:t>
-      </w:r>
-      <w:r>
-        <w:rPr>
-          <w:rFonts w:eastAsia="Times New Roman" w:cstheme="minorHAnsi"/>
-          <w:color w:val="000000"/>
-        </w:rPr>
-        <w:t xml:space="preserve"> </w:t>
-      </w:r>
-      <w:r>
-        <w:rPr>
-          <w:rFonts w:eastAsia="Times New Roman" w:cstheme="minorHAnsi"/>
-          <w:color w:val="000000"/>
-        </w:rPr>
-        <w:t>Sort</w:t>
-      </w:r>
-      <w:r>
-        <w:rPr>
-          <w:rFonts w:eastAsia="Times New Roman" w:cstheme="minorHAnsi"/>
-          <w:color w:val="000000"/>
-        </w:rPr>
-        <w:t>.</w:t>
-      </w:r>
-    </w:p>
-    <w:p>
-      <w:pPr>
-        <w:spacing w:after="0" w:line="360" w:lineRule="auto"/>
-        <w:rPr>
-          <w:rFonts w:cstheme="minorHAnsi"/>
-          <w:b/>
-          <w:bCs/>
-        </w:rPr>
-      </w:pPr>
-    </w:p>
-    <w:p>
-      <w:pPr>
-        <w:spacing w:after="0" w:line="360" w:lineRule="auto"/>
-        <w:rPr>
-          <w:rFonts w:cstheme="minorHAnsi"/>
-          <w:b/>
-          <w:bCs/>
-          <w:sz w:val="28"/>
-          <w:szCs w:val="28"/>
-        </w:rPr>
-      </w:pPr>
-      <w:r>
-        <w:rPr>
-          <w:rFonts w:cstheme="minorHAnsi"/>
-          <w:b/>
-          <w:bCs/>
-          <w:sz w:val="28"/>
-          <w:szCs w:val="28"/>
-        </w:rPr>
-        <w:t>12. Quick Sort:</w:t>
-      </w:r>
-    </w:p>
-    <w:p>
-      <w:pPr>
-        <w:spacing w:after="0" w:line="360" w:lineRule="auto"/>
+      </w:pPr>
+      <w:r>
         <w:rPr>
           <w:rFonts w:cstheme="minorHAnsi"/>
           <w:b/>
@@ -2762,9 +2687,268 @@
           <w:szCs w:val="24"/>
           <w:u w:val="single"/>
         </w:rPr>
-      </w:pPr>
-      <w:proofErr w:type="spellStart"/>
-      <w:r>
+        <w:t>i. Explain Quick Sort with Algorithm step.</w:t>
+      </w:r>
+    </w:p>
+    <w:p>
+      <w:pPr>
+        <w:spacing w:after="0" w:line="360" w:lineRule="auto"/>
+        <w:rPr>
+          <w:rFonts w:cstheme="minorHAnsi"/>
+          <w:b/>
+          <w:bCs/>
+        </w:rPr>
+      </w:pPr>
+      <w:r>
+        <w:rPr>
+          <w:rFonts w:cstheme="minorHAnsi"/>
+          <w:b/>
+          <w:bCs/>
+        </w:rPr>
+        <w:t>Ans: Hand practices quick sort.</w:t>
+      </w:r>
+    </w:p>
+    <w:p>
+      <w:pPr>
+        <w:spacing w:after="0" w:line="360" w:lineRule="auto"/>
+        <w:rPr>
+          <w:rFonts w:cstheme="minorHAnsi"/>
+          <w:b/>
+          <w:bCs/>
+        </w:rPr>
+      </w:pPr>
+      <w:r>
+        <w:rPr>
+          <w:rFonts w:cstheme="minorHAnsi"/>
+          <w:b/>
+          <w:bCs/>
+        </w:rPr>
+        <w:t>Algorithm Step:</w:t>
+      </w:r>
+    </w:p>
+    <w:p>
+      <w:pPr>
+        <w:spacing w:after="0" w:line="276" w:lineRule="auto"/>
+        <w:rPr>
+          <w:rFonts w:eastAsia="Times New Roman" w:cstheme="minorHAnsi"/>
+          <w:color w:val="000000"/>
+        </w:rPr>
+      </w:pPr>
+      <w:r>
+        <w:rPr>
+          <w:rFonts w:eastAsia="Times New Roman" w:cstheme="minorHAnsi"/>
+          <w:b/>
+          <w:bCs/>
+          <w:color w:val="000000"/>
+        </w:rPr>
+        <w:t xml:space="preserve">Step1: </w:t>
+      </w:r>
+      <w:r>
+        <w:rPr>
+          <w:rFonts w:eastAsia="Times New Roman" w:cstheme="minorHAnsi"/>
+          <w:color w:val="000000"/>
+        </w:rPr>
+        <w:t xml:space="preserve">Choose the pivot (usually first or last element). </w:t>
+      </w:r>
+    </w:p>
+    <w:p>
+      <w:pPr>
+        <w:spacing w:after="0" w:line="276" w:lineRule="auto"/>
+        <w:rPr>
+          <w:rFonts w:eastAsia="Times New Roman" w:cstheme="minorHAnsi"/>
+          <w:color w:val="000000"/>
+        </w:rPr>
+      </w:pPr>
+      <w:r>
+        <w:rPr>
+          <w:rFonts w:eastAsia="Times New Roman" w:cstheme="minorHAnsi"/>
+          <w:b/>
+          <w:bCs/>
+          <w:color w:val="000000"/>
+        </w:rPr>
+        <w:t xml:space="preserve">Step2: </w:t>
+      </w:r>
+      <w:r>
+        <w:rPr>
+          <w:rFonts w:eastAsia="Times New Roman" w:cstheme="minorHAnsi"/>
+          <w:color w:val="000000"/>
+        </w:rPr>
+        <w:t xml:space="preserve">Set left pointer at low, right pointer at high. </w:t>
+      </w:r>
+    </w:p>
+    <w:p>
+      <w:pPr>
+        <w:spacing w:after="0" w:line="276" w:lineRule="auto"/>
+        <w:rPr>
+          <w:rFonts w:eastAsia="Times New Roman" w:cstheme="minorHAnsi"/>
+          <w:color w:val="000000"/>
+        </w:rPr>
+      </w:pPr>
+      <w:r>
+        <w:rPr>
+          <w:rFonts w:eastAsia="Times New Roman" w:cstheme="minorHAnsi"/>
+          <w:b/>
+          <w:bCs/>
+          <w:color w:val="000000"/>
+        </w:rPr>
+        <w:t xml:space="preserve">Step3: </w:t>
+      </w:r>
+      <w:r>
+        <w:rPr>
+          <w:rFonts w:eastAsia="Times New Roman" w:cstheme="minorHAnsi"/>
+          <w:color w:val="000000"/>
+        </w:rPr>
+        <w:t>While left ≤ right:</w:t>
+      </w:r>
+    </w:p>
+    <w:p>
+      <w:pPr>
+        <w:spacing w:after="0" w:line="276" w:lineRule="auto"/>
+        <w:rPr>
+          <w:rFonts w:eastAsia="Times New Roman" w:cstheme="minorHAnsi"/>
+          <w:color w:val="000000"/>
+        </w:rPr>
+      </w:pPr>
+      <w:r>
+        <w:rPr>
+          <w:rFonts w:eastAsia="Times New Roman" w:cstheme="minorHAnsi"/>
+          <w:b/>
+          <w:bCs/>
+          <w:color w:val="000000"/>
+        </w:rPr>
+        <w:t xml:space="preserve">            i.</w:t>
+      </w:r>
+      <w:r>
+        <w:rPr>
+          <w:rFonts w:eastAsia="Times New Roman" w:cstheme="minorHAnsi"/>
+          <w:b/>
+          <w:bCs/>
+          <w:color w:val="000000"/>
+        </w:rPr>
+        <w:t xml:space="preserve"> </w:t>
+      </w:r>
+      <w:r>
+        <w:rPr>
+          <w:rFonts w:eastAsia="Times New Roman" w:cstheme="minorHAnsi"/>
+          <w:color w:val="000000"/>
+        </w:rPr>
+        <w:t xml:space="preserve">Move left right while arr[left] &lt; pivot </w:t>
+      </w:r>
+    </w:p>
+    <w:p>
+      <w:pPr>
+        <w:spacing w:after="0" w:line="276" w:lineRule="auto"/>
+        <w:rPr>
+          <w:rFonts w:eastAsia="Times New Roman" w:cstheme="minorHAnsi"/>
+          <w:color w:val="000000"/>
+        </w:rPr>
+      </w:pPr>
+      <w:r>
+        <w:rPr>
+          <w:rFonts w:eastAsia="Times New Roman" w:cstheme="minorHAnsi"/>
+          <w:b/>
+          <w:bCs/>
+          <w:color w:val="000000"/>
+        </w:rPr>
+        <w:t xml:space="preserve">            ii.</w:t>
+      </w:r>
+      <w:r>
+        <w:rPr>
+          <w:rFonts w:eastAsia="Times New Roman" w:cstheme="minorHAnsi"/>
+          <w:b/>
+          <w:bCs/>
+          <w:color w:val="000000"/>
+        </w:rPr>
+        <w:t xml:space="preserve"> </w:t>
+      </w:r>
+      <w:r>
+        <w:rPr>
+          <w:rFonts w:eastAsia="Times New Roman" w:cstheme="minorHAnsi"/>
+          <w:color w:val="000000"/>
+        </w:rPr>
+        <w:t xml:space="preserve">Move right left while arr[right] &gt; pivot </w:t>
+      </w:r>
+    </w:p>
+    <w:p>
+      <w:pPr>
+        <w:spacing w:after="0" w:line="276" w:lineRule="auto"/>
+        <w:rPr>
+          <w:rFonts w:eastAsia="Times New Roman" w:cstheme="minorHAnsi"/>
+          <w:color w:val="000000"/>
+        </w:rPr>
+      </w:pPr>
+      <w:r>
+        <w:rPr>
+          <w:rFonts w:eastAsia="Times New Roman" w:cstheme="minorHAnsi"/>
+          <w:b/>
+          <w:bCs/>
+          <w:color w:val="000000"/>
+        </w:rPr>
+        <w:t xml:space="preserve">            iii.</w:t>
+      </w:r>
+      <w:r>
+        <w:rPr>
+          <w:rFonts w:eastAsia="Times New Roman" w:cstheme="minorHAnsi"/>
+          <w:b/>
+          <w:bCs/>
+          <w:color w:val="000000"/>
+        </w:rPr>
+        <w:t xml:space="preserve"> </w:t>
+      </w:r>
+      <w:r>
+        <w:rPr>
+          <w:rFonts w:eastAsia="Times New Roman" w:cstheme="minorHAnsi"/>
+          <w:color w:val="000000"/>
+        </w:rPr>
+        <w:t>If left &lt; right, swap arr[left] and arr[right].</w:t>
+      </w:r>
+    </w:p>
+    <w:p>
+      <w:pPr>
+        <w:spacing w:after="0" w:line="276" w:lineRule="auto"/>
+        <w:rPr>
+          <w:rFonts w:eastAsia="Times New Roman" w:cstheme="minorHAnsi"/>
+          <w:color w:val="000000"/>
+        </w:rPr>
+      </w:pPr>
+      <w:r>
+        <w:rPr>
+          <w:rFonts w:eastAsia="Times New Roman" w:cstheme="minorHAnsi"/>
+          <w:b/>
+          <w:bCs/>
+          <w:color w:val="000000"/>
+        </w:rPr>
+        <w:t xml:space="preserve">            iv.</w:t>
+      </w:r>
+      <w:r>
+        <w:rPr>
+          <w:rFonts w:eastAsia="Times New Roman" w:cstheme="minorHAnsi"/>
+          <w:b/>
+          <w:bCs/>
+          <w:color w:val="000000"/>
+        </w:rPr>
+        <w:t xml:space="preserve"> </w:t>
+      </w:r>
+      <w:r>
+        <w:rPr>
+          <w:rFonts w:eastAsia="Times New Roman" w:cstheme="minorHAnsi"/>
+          <w:color w:val="000000"/>
+        </w:rPr>
+        <w:t>Otherwise, return the right pointer as the partition index.</w:t>
+      </w:r>
+    </w:p>
+    <w:p>
+      <w:pPr>
+        <w:spacing w:after="0" w:line="276" w:lineRule="auto"/>
+        <w:rPr>
+          <w:rFonts w:eastAsia="Times New Roman" w:cstheme="minorHAnsi"/>
+          <w:color w:val="000000"/>
+        </w:rPr>
+      </w:pPr>
+    </w:p>
+    <w:p>
+      <w:pPr>
+        <w:spacing w:after="0" w:line="360" w:lineRule="auto"/>
         <w:rPr>
           <w:rFonts w:cstheme="minorHAnsi"/>
           <w:b/>
@@ -2773,9 +2957,7 @@
           <w:szCs w:val="24"/>
           <w:u w:val="single"/>
         </w:rPr>
-        <w:t>i</w:t>
-      </w:r>
-      <w:proofErr w:type="spellEnd"/>
+      </w:pPr>
       <w:r>
         <w:rPr>
           <w:rFonts w:cstheme="minorHAnsi"/>
@@ -2785,420 +2967,7 @@
           <w:szCs w:val="24"/>
           <w:u w:val="single"/>
         </w:rPr>
-        <w:t>. Explain Quick Sort with Algorithm step.</w:t>
-      </w:r>
-    </w:p>
-    <w:p>
-      <w:pPr>
-        <w:spacing w:after="0" w:line="360" w:lineRule="auto"/>
-        <w:rPr>
-          <w:rFonts w:cstheme="minorHAnsi"/>
-          <w:b/>
-          <w:bCs/>
-        </w:rPr>
-      </w:pPr>
-      <w:r>
-        <w:rPr>
-          <w:rFonts w:cstheme="minorHAnsi"/>
-          <w:b/>
-          <w:bCs/>
-        </w:rPr>
-        <w:t>Ans: Hand practices quick sort.</w:t>
-      </w:r>
-    </w:p>
-    <w:p>
-      <w:pPr>
-        <w:spacing w:after="0" w:line="360" w:lineRule="auto"/>
-        <w:rPr>
-          <w:rFonts w:cstheme="minorHAnsi"/>
-          <w:b/>
-          <w:bCs/>
-        </w:rPr>
-      </w:pPr>
-      <w:r>
-        <w:rPr>
-          <w:rFonts w:cstheme="minorHAnsi"/>
-          <w:b/>
-          <w:bCs/>
-        </w:rPr>
-        <w:t>Algorithm Step:</w:t>
-      </w:r>
-    </w:p>
-    <w:p>
-      <w:pPr>
-        <w:spacing w:after="0" w:line="276" w:lineRule="auto"/>
-        <w:rPr>
-          <w:rFonts w:eastAsia="Times New Roman" w:cstheme="minorHAnsi"/>
-          <w:color w:val="000000"/>
-        </w:rPr>
-      </w:pPr>
-      <w:r>
-        <w:rPr>
-          <w:rFonts w:eastAsia="Times New Roman" w:cstheme="minorHAnsi"/>
-          <w:b/>
-          <w:bCs/>
-          <w:color w:val="000000"/>
-        </w:rPr>
-        <w:t xml:space="preserve">Step1: </w:t>
-      </w:r>
-      <w:r>
-        <w:rPr>
-          <w:rFonts w:eastAsia="Times New Roman" w:cstheme="minorHAnsi"/>
-          <w:color w:val="000000"/>
-        </w:rPr>
-        <w:t xml:space="preserve">Choose the pivot (usually first or last element). </w:t>
-      </w:r>
-    </w:p>
-    <w:p>
-      <w:pPr>
-        <w:spacing w:after="0" w:line="276" w:lineRule="auto"/>
-        <w:rPr>
-          <w:rFonts w:eastAsia="Times New Roman" w:cstheme="minorHAnsi"/>
-          <w:color w:val="000000"/>
-        </w:rPr>
-      </w:pPr>
-      <w:r>
-        <w:rPr>
-          <w:rFonts w:eastAsia="Times New Roman" w:cstheme="minorHAnsi"/>
-          <w:b/>
-          <w:bCs/>
-          <w:color w:val="000000"/>
-        </w:rPr>
-        <w:t xml:space="preserve">Step2: </w:t>
-      </w:r>
-      <w:r>
-        <w:rPr>
-          <w:rFonts w:eastAsia="Times New Roman" w:cstheme="minorHAnsi"/>
-          <w:color w:val="000000"/>
-        </w:rPr>
-        <w:t xml:space="preserve">Set left pointer at low, right pointer at high. </w:t>
-      </w:r>
-    </w:p>
-    <w:p>
-      <w:pPr>
-        <w:spacing w:after="0" w:line="276" w:lineRule="auto"/>
-        <w:rPr>
-          <w:rFonts w:eastAsia="Times New Roman" w:cstheme="minorHAnsi"/>
-          <w:color w:val="000000"/>
-        </w:rPr>
-      </w:pPr>
-      <w:r>
-        <w:rPr>
-          <w:rFonts w:eastAsia="Times New Roman" w:cstheme="minorHAnsi"/>
-          <w:b/>
-          <w:bCs/>
-          <w:color w:val="000000"/>
-        </w:rPr>
-        <w:t xml:space="preserve">Step3: </w:t>
-      </w:r>
-      <w:r>
-        <w:rPr>
-          <w:rFonts w:eastAsia="Times New Roman" w:cstheme="minorHAnsi"/>
-          <w:color w:val="000000"/>
-        </w:rPr>
-        <w:t>While left ≤ right:</w:t>
-      </w:r>
-    </w:p>
-    <w:p>
-      <w:pPr>
-        <w:spacing w:after="0" w:line="276" w:lineRule="auto"/>
-        <w:rPr>
-          <w:rFonts w:eastAsia="Times New Roman" w:cstheme="minorHAnsi"/>
-          <w:color w:val="000000"/>
-        </w:rPr>
-      </w:pPr>
-      <w:r>
-        <w:rPr>
-          <w:rFonts w:eastAsia="Times New Roman" w:cstheme="minorHAnsi"/>
-          <w:b/>
-          <w:bCs/>
-          <w:color w:val="000000"/>
-        </w:rPr>
-        <w:t xml:space="preserve">            </w:t>
-      </w:r>
-      <w:proofErr w:type="spellStart"/>
-      <w:r>
-        <w:rPr>
-          <w:rFonts w:eastAsia="Times New Roman" w:cstheme="minorHAnsi"/>
-          <w:b/>
-          <w:bCs/>
-          <w:color w:val="000000"/>
-        </w:rPr>
-        <w:t>i</w:t>
-      </w:r>
-      <w:proofErr w:type="spellEnd"/>
-      <w:r>
-        <w:rPr>
-          <w:rFonts w:eastAsia="Times New Roman" w:cstheme="minorHAnsi"/>
-          <w:b/>
-          <w:bCs/>
-          <w:color w:val="000000"/>
-        </w:rPr>
-        <w:t>.</w:t>
-      </w:r>
-      <w:r>
-        <w:rPr>
-          <w:rFonts w:eastAsia="Times New Roman" w:cstheme="minorHAnsi"/>
-          <w:b/>
-          <w:bCs/>
-          <w:color w:val="000000"/>
-        </w:rPr>
-        <w:t xml:space="preserve"> </w:t>
-      </w:r>
-      <w:r>
-        <w:rPr>
-          <w:rFonts w:eastAsia="Times New Roman" w:cstheme="minorHAnsi"/>
-          <w:color w:val="000000"/>
-        </w:rPr>
-        <w:t xml:space="preserve">Move left right while </w:t>
-      </w:r>
-      <w:proofErr w:type="spellStart"/>
-      <w:r>
-        <w:rPr>
-          <w:rFonts w:eastAsia="Times New Roman" w:cstheme="minorHAnsi"/>
-          <w:color w:val="000000"/>
-        </w:rPr>
-        <w:t>arr</w:t>
-      </w:r>
-      <w:proofErr w:type="spellEnd"/>
-      <w:r>
-        <w:rPr>
-          <w:rFonts w:eastAsia="Times New Roman" w:cstheme="minorHAnsi"/>
-          <w:color w:val="000000"/>
-        </w:rPr>
-        <w:t xml:space="preserve">[left] &lt; pivot </w:t>
-      </w:r>
-    </w:p>
-    <w:p>
-      <w:pPr>
-        <w:spacing w:after="0" w:line="276" w:lineRule="auto"/>
-        <w:rPr>
-          <w:rFonts w:eastAsia="Times New Roman" w:cstheme="minorHAnsi"/>
-          <w:color w:val="000000"/>
-        </w:rPr>
-      </w:pPr>
-      <w:r>
-        <w:rPr>
-          <w:rFonts w:eastAsia="Times New Roman" w:cstheme="minorHAnsi"/>
-          <w:b/>
-          <w:bCs/>
-          <w:color w:val="000000"/>
-        </w:rPr>
-        <w:t xml:space="preserve">            </w:t>
-      </w:r>
-      <w:r>
-        <w:rPr>
-          <w:rFonts w:eastAsia="Times New Roman" w:cstheme="minorHAnsi"/>
-          <w:b/>
-          <w:bCs/>
-          <w:color w:val="000000"/>
-        </w:rPr>
-        <w:t>ii.</w:t>
-      </w:r>
-      <w:r>
-        <w:rPr>
-          <w:rFonts w:eastAsia="Times New Roman" w:cstheme="minorHAnsi"/>
-          <w:b/>
-          <w:bCs/>
-          <w:color w:val="000000"/>
-        </w:rPr>
-        <w:t xml:space="preserve"> </w:t>
-      </w:r>
-      <w:r>
-        <w:rPr>
-          <w:rFonts w:eastAsia="Times New Roman" w:cstheme="minorHAnsi"/>
-          <w:color w:val="000000"/>
-        </w:rPr>
-        <w:t xml:space="preserve">Move right left while </w:t>
-      </w:r>
-      <w:proofErr w:type="spellStart"/>
-      <w:r>
-        <w:rPr>
-          <w:rFonts w:eastAsia="Times New Roman" w:cstheme="minorHAnsi"/>
-          <w:color w:val="000000"/>
-        </w:rPr>
-        <w:t>arr</w:t>
-      </w:r>
-      <w:proofErr w:type="spellEnd"/>
-      <w:r>
-        <w:rPr>
-          <w:rFonts w:eastAsia="Times New Roman" w:cstheme="minorHAnsi"/>
-          <w:color w:val="000000"/>
-        </w:rPr>
-        <w:t xml:space="preserve">[right] &gt; pivot </w:t>
-      </w:r>
-    </w:p>
-    <w:p>
-      <w:pPr>
-        <w:spacing w:after="0" w:line="276" w:lineRule="auto"/>
-        <w:rPr>
-          <w:rFonts w:eastAsia="Times New Roman" w:cstheme="minorHAnsi"/>
-          <w:color w:val="000000"/>
-        </w:rPr>
-      </w:pPr>
-      <w:r>
-        <w:rPr>
-          <w:rFonts w:eastAsia="Times New Roman" w:cstheme="minorHAnsi"/>
-          <w:b/>
-          <w:bCs/>
-          <w:color w:val="000000"/>
-        </w:rPr>
-        <w:t xml:space="preserve">            </w:t>
-      </w:r>
-      <w:r>
-        <w:rPr>
-          <w:rFonts w:eastAsia="Times New Roman" w:cstheme="minorHAnsi"/>
-          <w:b/>
-          <w:bCs/>
-          <w:color w:val="000000"/>
-        </w:rPr>
-        <w:t>iii.</w:t>
-      </w:r>
-      <w:r>
-        <w:rPr>
-          <w:rFonts w:eastAsia="Times New Roman" w:cstheme="minorHAnsi"/>
-          <w:b/>
-          <w:bCs/>
-          <w:color w:val="000000"/>
-        </w:rPr>
-        <w:t xml:space="preserve"> </w:t>
-      </w:r>
-      <w:r>
-        <w:rPr>
-          <w:rFonts w:eastAsia="Times New Roman" w:cstheme="minorHAnsi"/>
-          <w:color w:val="000000"/>
-        </w:rPr>
-        <w:t xml:space="preserve">If left &lt; right, swap </w:t>
-      </w:r>
-      <w:proofErr w:type="spellStart"/>
-      <w:r>
-        <w:rPr>
-          <w:rFonts w:eastAsia="Times New Roman" w:cstheme="minorHAnsi"/>
-          <w:color w:val="000000"/>
-        </w:rPr>
-        <w:t>arr</w:t>
-      </w:r>
-      <w:proofErr w:type="spellEnd"/>
-      <w:r>
-        <w:rPr>
-          <w:rFonts w:eastAsia="Times New Roman" w:cstheme="minorHAnsi"/>
-          <w:color w:val="000000"/>
-        </w:rPr>
-        <w:t xml:space="preserve">[left] and </w:t>
-      </w:r>
-      <w:proofErr w:type="spellStart"/>
-      <w:r>
-        <w:rPr>
-          <w:rFonts w:eastAsia="Times New Roman" w:cstheme="minorHAnsi"/>
-          <w:color w:val="000000"/>
-        </w:rPr>
-        <w:t>arr</w:t>
-      </w:r>
-      <w:proofErr w:type="spellEnd"/>
-      <w:r>
-        <w:rPr>
-          <w:rFonts w:eastAsia="Times New Roman" w:cstheme="minorHAnsi"/>
-          <w:color w:val="000000"/>
-        </w:rPr>
-        <w:t>[right].</w:t>
-      </w:r>
-    </w:p>
-    <w:p>
-      <w:pPr>
-        <w:spacing w:after="0" w:line="276" w:lineRule="auto"/>
-        <w:rPr>
-          <w:rFonts w:eastAsia="Times New Roman" w:cstheme="minorHAnsi"/>
-          <w:color w:val="000000"/>
-        </w:rPr>
-      </w:pPr>
-      <w:r>
-        <w:rPr>
-          <w:rFonts w:eastAsia="Times New Roman" w:cstheme="minorHAnsi"/>
-          <w:b/>
-          <w:bCs/>
-          <w:color w:val="000000"/>
-        </w:rPr>
-        <w:t xml:space="preserve">            </w:t>
-      </w:r>
-      <w:r>
-        <w:rPr>
-          <w:rFonts w:eastAsia="Times New Roman" w:cstheme="minorHAnsi"/>
-          <w:b/>
-          <w:bCs/>
-          <w:color w:val="000000"/>
-        </w:rPr>
-        <w:t>iv.</w:t>
-      </w:r>
-      <w:r>
-        <w:rPr>
-          <w:rFonts w:eastAsia="Times New Roman" w:cstheme="minorHAnsi"/>
-          <w:b/>
-          <w:bCs/>
-          <w:color w:val="000000"/>
-        </w:rPr>
-        <w:t xml:space="preserve"> </w:t>
-      </w:r>
-      <w:r>
-        <w:rPr>
-          <w:rFonts w:eastAsia="Times New Roman" w:cstheme="minorHAnsi"/>
-          <w:color w:val="000000"/>
-        </w:rPr>
-        <w:t>Otherwise, return the right pointer as the partition index.</w:t>
-      </w:r>
-    </w:p>
-    <w:p>
-      <w:pPr>
-        <w:spacing w:after="0" w:line="276" w:lineRule="auto"/>
-        <w:rPr>
-          <w:rFonts w:eastAsia="Times New Roman" w:cstheme="minorHAnsi"/>
-          <w:color w:val="000000"/>
-        </w:rPr>
-      </w:pPr>
-    </w:p>
-    <w:p>
-      <w:pPr>
-        <w:spacing w:after="0" w:line="360" w:lineRule="auto"/>
-        <w:rPr>
-          <w:rFonts w:cstheme="minorHAnsi"/>
-          <w:b/>
-          <w:bCs/>
-          <w:sz w:val="24"/>
-          <w:szCs w:val="24"/>
-          <w:u w:val="single"/>
-        </w:rPr>
-      </w:pPr>
-      <w:r>
-        <w:rPr>
-          <w:rFonts w:cstheme="minorHAnsi"/>
-          <w:b/>
-          <w:bCs/>
-          <w:sz w:val="24"/>
-          <w:szCs w:val="24"/>
-          <w:u w:val="single"/>
-        </w:rPr>
-        <w:t xml:space="preserve">ii. Advantages and Disadvantages of </w:t>
-      </w:r>
-      <w:r>
-        <w:rPr>
-          <w:rFonts w:cstheme="minorHAnsi"/>
-          <w:b/>
-          <w:bCs/>
-          <w:sz w:val="24"/>
-          <w:szCs w:val="24"/>
-          <w:u w:val="single"/>
-        </w:rPr>
-        <w:t>Quick</w:t>
-      </w:r>
-      <w:r>
-        <w:rPr>
-          <w:rFonts w:cstheme="minorHAnsi"/>
-          <w:b/>
-          <w:bCs/>
-          <w:sz w:val="24"/>
-          <w:szCs w:val="24"/>
-          <w:u w:val="single"/>
-        </w:rPr>
-        <w:t xml:space="preserve"> Sort.</w:t>
+        <w:t>ii. Advantages and Disadvantages of Quick Sort.</w:t>
       </w:r>
     </w:p>
     <w:p>
@@ -3238,7 +3007,7 @@
                     <pic:cNvPicPr/>
                   </pic:nvPicPr>
                   <pic:blipFill>
-                    <a:blip r:embed="rId8">
+                    <a:blip r:embed="rId9">
                       <a:extLst>
                         <a:ext uri="{28A0092B-C50C-407E-A947-70E740481C1C}">
                           <a14:useLocalDpi xmlns:a14="http://schemas.microsoft.com/office/drawing/2010/main" val="0"/>
@@ -3423,7 +3192,7 @@
                     <pic:cNvPicPr/>
                   </pic:nvPicPr>
                   <pic:blipFill>
-                    <a:blip r:embed="rId9">
+                    <a:blip r:embed="rId10">
                       <a:extLst>
                         <a:ext uri="{28A0092B-C50C-407E-A947-70E740481C1C}">
                           <a14:useLocalDpi xmlns:a14="http://schemas.microsoft.com/office/drawing/2010/main" val="0"/>
@@ -3523,21 +3292,825 @@
       <w:pPr>
         <w:rPr>
           <w:rFonts w:eastAsia="Times New Roman" w:cstheme="minorHAnsi"/>
-        </w:rPr>
-      </w:pPr>
-    </w:p>
-    <w:p>
-      <w:pPr>
-        <w:rPr>
-          <w:rFonts w:eastAsia="Times New Roman" w:cstheme="minorHAnsi"/>
-        </w:rPr>
-      </w:pPr>
-      <w:r>
-        <w:rPr>
-          <w:rFonts w:eastAsia="Times New Roman" w:cstheme="minorHAnsi"/>
-        </w:rPr>
-        <w:t xml:space="preserve">14. </w:t>
-      </w:r>
+          <w:b/>
+          <w:bCs/>
+          <w:sz w:val="24"/>
+          <w:szCs w:val="24"/>
+        </w:rPr>
+      </w:pPr>
+    </w:p>
+    <w:p>
+      <w:pPr>
+        <w:jc w:val="center"/>
+        <w:rPr>
+          <w:rFonts w:eastAsia="Times New Roman" w:cstheme="minorHAnsi"/>
+          <w:b/>
+          <w:bCs/>
+          <w:sz w:val="28"/>
+          <w:szCs w:val="28"/>
+          <w:u w:val="single"/>
+        </w:rPr>
+      </w:pPr>
+      <w:r>
+        <w:rPr>
+          <w:rFonts w:eastAsia="Times New Roman" w:cstheme="minorHAnsi"/>
+          <w:b/>
+          <w:bCs/>
+          <w:sz w:val="28"/>
+          <w:szCs w:val="28"/>
+          <w:u w:val="single"/>
+        </w:rPr>
+        <w:t>Pdf – 3</w:t>
+      </w:r>
+    </w:p>
+    <w:p>
+      <w:pPr>
+        <w:jc w:val="both"/>
+        <w:rPr>
+          <w:rFonts w:eastAsia="Times New Roman" w:cstheme="minorHAnsi"/>
+          <w:b/>
+          <w:bCs/>
+          <w:sz w:val="24"/>
+          <w:szCs w:val="24"/>
+        </w:rPr>
+      </w:pPr>
+      <w:r>
+        <w:rPr>
+          <w:rFonts w:eastAsia="Times New Roman" w:cstheme="minorHAnsi"/>
+          <w:b/>
+          <w:bCs/>
+          <w:sz w:val="24"/>
+          <w:szCs w:val="24"/>
+        </w:rPr>
+        <w:t>1</w:t>
+      </w:r>
+      <w:r>
+        <w:rPr>
+          <w:rFonts w:eastAsia="Times New Roman" w:cstheme="minorHAnsi"/>
+          <w:b/>
+          <w:bCs/>
+          <w:sz w:val="24"/>
+          <w:szCs w:val="24"/>
+        </w:rPr>
+        <w:t>4</w:t>
+      </w:r>
+      <w:r>
+        <w:rPr>
+          <w:rFonts w:eastAsia="Times New Roman" w:cstheme="minorHAnsi"/>
+          <w:b/>
+          <w:bCs/>
+          <w:sz w:val="24"/>
+          <w:szCs w:val="24"/>
+        </w:rPr>
+        <w:t>. What is Linear Search Algorithm?</w:t>
+      </w:r>
+    </w:p>
+    <w:p>
+      <w:pPr>
+        <w:jc w:val="both"/>
+        <w:rPr>
+          <w:rFonts w:cstheme="minorHAnsi"/>
+          <w:color w:val="000000"/>
+        </w:rPr>
+      </w:pPr>
+      <w:r>
+        <w:rPr>
+          <w:rFonts w:cstheme="minorHAnsi"/>
+          <w:color w:val="000000"/>
+          <w:szCs w:val="20"/>
+        </w:rPr>
+        <w:t>Linear search is a simple search algorithm used to find a particular value in a list or an array.</w:t>
+      </w:r>
+      <w:r>
+        <w:rPr>
+          <w:rFonts w:cstheme="minorHAnsi"/>
+          <w:color w:val="000000"/>
+          <w:szCs w:val="20"/>
+        </w:rPr>
+        <w:t xml:space="preserve"> </w:t>
+      </w:r>
+      <w:r>
+        <w:rPr>
+          <w:rFonts w:cstheme="minorHAnsi"/>
+          <w:color w:val="000000"/>
+        </w:rPr>
+        <w:t>The algorithm for linear search is relatively simple.</w:t>
+      </w:r>
+      <w:r>
+        <w:rPr>
+          <w:rFonts w:cstheme="minorHAnsi"/>
+          <w:color w:val="000000"/>
+        </w:rPr>
+        <w:t xml:space="preserve"> </w:t>
+      </w:r>
+    </w:p>
+    <w:p>
+      <w:pPr>
+        <w:jc w:val="both"/>
+        <w:rPr>
+          <w:rFonts w:eastAsia="Times New Roman" w:cstheme="minorHAnsi"/>
+          <w:b/>
+          <w:bCs/>
+          <w:sz w:val="10"/>
+          <w:szCs w:val="10"/>
+        </w:rPr>
+      </w:pPr>
+      <w:r>
+        <w:rPr>
+          <w:rFonts w:cstheme="minorHAnsi"/>
+          <w:b/>
+          <w:bCs/>
+          <w:color w:val="000000"/>
+        </w:rPr>
+        <w:t xml:space="preserve">Linear Search Step: </w:t>
+      </w:r>
+    </w:p>
+    <w:p>
+      <w:pPr>
+        <w:spacing w:after="0" w:line="240" w:lineRule="auto"/>
+        <w:rPr>
+          <w:rFonts w:eastAsia="Times New Roman" w:cstheme="minorHAnsi"/>
+          <w:color w:val="000000"/>
+          <w:szCs w:val="20"/>
+        </w:rPr>
+      </w:pPr>
+      <w:r>
+        <w:rPr>
+          <w:rFonts w:eastAsia="Times New Roman" w:cstheme="minorHAnsi"/>
+          <w:b/>
+          <w:bCs/>
+          <w:color w:val="000000"/>
+          <w:szCs w:val="20"/>
+        </w:rPr>
+        <w:t xml:space="preserve">Step 1: </w:t>
+      </w:r>
+      <w:r>
+        <w:rPr>
+          <w:rFonts w:eastAsia="Times New Roman" w:cstheme="minorHAnsi"/>
+          <w:color w:val="000000"/>
+          <w:szCs w:val="20"/>
+        </w:rPr>
+        <w:t>Start at the first element (index 0) of the array.</w:t>
+      </w:r>
+    </w:p>
+    <w:p>
+      <w:pPr>
+        <w:spacing w:after="0" w:line="240" w:lineRule="auto"/>
+        <w:rPr>
+          <w:rFonts w:eastAsia="Times New Roman" w:cstheme="minorHAnsi"/>
+          <w:color w:val="000000"/>
+          <w:szCs w:val="20"/>
+        </w:rPr>
+      </w:pPr>
+      <w:r>
+        <w:rPr>
+          <w:rFonts w:eastAsia="Times New Roman" w:cstheme="minorHAnsi"/>
+          <w:b/>
+          <w:bCs/>
+          <w:color w:val="000000"/>
+          <w:szCs w:val="20"/>
+        </w:rPr>
+        <w:t xml:space="preserve">Step 2: </w:t>
+      </w:r>
+      <w:r>
+        <w:rPr>
+          <w:rFonts w:eastAsia="Times New Roman" w:cstheme="minorHAnsi"/>
+          <w:color w:val="000000"/>
+          <w:szCs w:val="20"/>
+        </w:rPr>
+        <w:t xml:space="preserve">Compare the target value (key) with the value at the current position. </w:t>
+      </w:r>
+    </w:p>
+    <w:p>
+      <w:pPr>
+        <w:spacing w:after="0" w:line="240" w:lineRule="auto"/>
+        <w:rPr>
+          <w:rFonts w:eastAsia="Times New Roman" w:cstheme="minorHAnsi"/>
+          <w:color w:val="000000"/>
+          <w:szCs w:val="20"/>
+        </w:rPr>
+      </w:pPr>
+      <w:r>
+        <w:rPr>
+          <w:rFonts w:eastAsia="Times New Roman" w:cstheme="minorHAnsi"/>
+          <w:b/>
+          <w:bCs/>
+          <w:color w:val="000000"/>
+          <w:szCs w:val="20"/>
+        </w:rPr>
+        <w:t xml:space="preserve">Step 3: </w:t>
+      </w:r>
+      <w:r>
+        <w:rPr>
+          <w:rFonts w:eastAsia="Times New Roman" w:cstheme="minorHAnsi"/>
+          <w:color w:val="000000"/>
+          <w:szCs w:val="20"/>
+        </w:rPr>
+        <w:t>If they are the same, return the position of the match.</w:t>
+      </w:r>
+    </w:p>
+    <w:p>
+      <w:pPr>
+        <w:spacing w:after="0" w:line="240" w:lineRule="auto"/>
+        <w:rPr>
+          <w:rFonts w:eastAsia="Times New Roman" w:cstheme="minorHAnsi"/>
+          <w:color w:val="000000"/>
+          <w:szCs w:val="20"/>
+        </w:rPr>
+      </w:pPr>
+      <w:r>
+        <w:rPr>
+          <w:rFonts w:eastAsia="Times New Roman" w:cstheme="minorHAnsi"/>
+          <w:b/>
+          <w:bCs/>
+          <w:color w:val="000000"/>
+          <w:szCs w:val="20"/>
+        </w:rPr>
+        <w:t xml:space="preserve">Step 4: </w:t>
+      </w:r>
+      <w:r>
+        <w:rPr>
+          <w:rFonts w:eastAsia="Times New Roman" w:cstheme="minorHAnsi"/>
+          <w:color w:val="000000"/>
+          <w:szCs w:val="20"/>
+        </w:rPr>
+        <w:t xml:space="preserve">If they are not the same, move to the next element and repeat the comparison. </w:t>
+      </w:r>
+    </w:p>
+    <w:p>
+      <w:pPr>
+        <w:spacing w:after="0" w:line="240" w:lineRule="auto"/>
+        <w:rPr>
+          <w:rFonts w:eastAsia="Times New Roman" w:cstheme="minorHAnsi"/>
+          <w:color w:val="000000"/>
+          <w:szCs w:val="20"/>
+        </w:rPr>
+      </w:pPr>
+      <w:r>
+        <w:rPr>
+          <w:rFonts w:eastAsia="Times New Roman" w:cstheme="minorHAnsi"/>
+          <w:b/>
+          <w:bCs/>
+          <w:color w:val="000000"/>
+          <w:szCs w:val="20"/>
+        </w:rPr>
+        <w:t xml:space="preserve">Step 5: </w:t>
+      </w:r>
+      <w:r>
+        <w:rPr>
+          <w:rFonts w:eastAsia="Times New Roman" w:cstheme="minorHAnsi"/>
+          <w:color w:val="000000"/>
+          <w:szCs w:val="20"/>
+        </w:rPr>
+        <w:t>Continue this process until a match is found or the entire array has been checked.</w:t>
+      </w:r>
+    </w:p>
+    <w:p>
+      <w:pPr>
+        <w:rPr>
+          <w:rFonts w:eastAsia="Times New Roman" w:cstheme="minorHAnsi"/>
+          <w:color w:val="000000"/>
+          <w:szCs w:val="20"/>
+        </w:rPr>
+      </w:pPr>
+      <w:r>
+        <w:rPr>
+          <w:rFonts w:eastAsia="Times New Roman" w:cstheme="minorHAnsi"/>
+          <w:b/>
+          <w:bCs/>
+          <w:color w:val="000000"/>
+          <w:szCs w:val="20"/>
+        </w:rPr>
+        <w:lastRenderedPageBreak/>
+        <w:t xml:space="preserve">Step 6: </w:t>
+      </w:r>
+      <w:r>
+        <w:rPr>
+          <w:rFonts w:eastAsia="Times New Roman" w:cstheme="minorHAnsi"/>
+          <w:color w:val="000000"/>
+          <w:szCs w:val="20"/>
+        </w:rPr>
+        <w:t>If no match is found, print a message saying the element is not in the array and stop the program.</w:t>
+      </w:r>
+    </w:p>
+    <w:p>
+      <w:pPr>
+        <w:rPr>
+          <w:rFonts w:eastAsia="Times New Roman" w:cstheme="minorHAnsi"/>
+          <w:b/>
+          <w:bCs/>
+          <w:color w:val="000000"/>
+          <w:sz w:val="24"/>
+        </w:rPr>
+      </w:pPr>
+      <w:r>
+        <w:rPr>
+          <w:noProof/>
+        </w:rPr>
+        <w:drawing>
+          <wp:anchor distT="0" distB="0" distL="114300" distR="114300" simplePos="0" relativeHeight="251664384" behindDoc="0" locked="0" layoutInCell="1" allowOverlap="1" wp14:anchorId="1B4FD377" wp14:editId="67C262DE">
+            <wp:simplePos x="0" y="0"/>
+            <wp:positionH relativeFrom="column">
+              <wp:posOffset>3598545</wp:posOffset>
+            </wp:positionH>
+            <wp:positionV relativeFrom="paragraph">
+              <wp:posOffset>36195</wp:posOffset>
+            </wp:positionV>
+            <wp:extent cx="3228975" cy="561975"/>
+            <wp:effectExtent l="0" t="0" r="9525" b="9525"/>
+            <wp:wrapNone/>
+            <wp:docPr id="7" name="Picture 7"/>
+            <wp:cNvGraphicFramePr>
+              <a:graphicFrameLocks xmlns:a="http://schemas.openxmlformats.org/drawingml/2006/main" noChangeAspect="1"/>
+            </wp:cNvGraphicFramePr>
+            <a:graphic xmlns:a="http://schemas.openxmlformats.org/drawingml/2006/main">
+              <a:graphicData uri="http://schemas.openxmlformats.org/drawingml/2006/picture">
+                <pic:pic xmlns:pic="http://schemas.openxmlformats.org/drawingml/2006/picture">
+                  <pic:nvPicPr>
+                    <pic:cNvPr id="1" name=""/>
+                    <pic:cNvPicPr/>
+                  </pic:nvPicPr>
+                  <pic:blipFill>
+                    <a:blip r:embed="rId11">
+                      <a:extLst>
+                        <a:ext uri="{28A0092B-C50C-407E-A947-70E740481C1C}">
+                          <a14:useLocalDpi xmlns:a14="http://schemas.microsoft.com/office/drawing/2010/main" val="0"/>
+                        </a:ext>
+                      </a:extLst>
+                    </a:blip>
+                    <a:stretch>
+                      <a:fillRect/>
+                    </a:stretch>
+                  </pic:blipFill>
+                  <pic:spPr>
+                    <a:xfrm>
+                      <a:off x="0" y="0"/>
+                      <a:ext cx="3228975" cy="561975"/>
+                    </a:xfrm>
+                    <a:prstGeom prst="rect">
+                      <a:avLst/>
+                    </a:prstGeom>
+                  </pic:spPr>
+                </pic:pic>
+              </a:graphicData>
+            </a:graphic>
+          </wp:anchor>
+        </w:drawing>
+      </w:r>
+      <w:r>
+        <w:rPr>
+          <w:rFonts w:eastAsia="Times New Roman" w:cstheme="minorHAnsi"/>
+          <w:b/>
+          <w:bCs/>
+          <w:color w:val="000000"/>
+          <w:sz w:val="24"/>
+        </w:rPr>
+        <w:t>15</w:t>
+      </w:r>
+      <w:r>
+        <w:rPr>
+          <w:rFonts w:eastAsia="Times New Roman" w:cstheme="minorHAnsi"/>
+          <w:b/>
+          <w:bCs/>
+          <w:color w:val="000000"/>
+          <w:sz w:val="24"/>
+        </w:rPr>
+        <w:t>. Advantages of the Linear Search Algorithm.</w:t>
+      </w:r>
+      <w:r>
+        <w:rPr>
+          <w:rFonts w:eastAsia="Times New Roman" w:cstheme="minorHAnsi"/>
+          <w:b/>
+          <w:bCs/>
+          <w:color w:val="000000"/>
+          <w:sz w:val="24"/>
+        </w:rPr>
+        <w:t xml:space="preserve">  </w:t>
+      </w:r>
+    </w:p>
+    <w:p>
+      <w:pPr>
+        <w:pStyle w:val="ListParagraph"/>
+        <w:numPr>
+          <w:ilvl w:val="0"/>
+          <w:numId w:val="1"/>
+        </w:numPr>
+        <w:rPr>
+          <w:rFonts w:eastAsia="Times New Roman" w:cstheme="minorHAnsi"/>
+          <w:color w:val="000000"/>
+          <w:sz w:val="14"/>
+          <w:szCs w:val="12"/>
+        </w:rPr>
+      </w:pPr>
+      <w:r>
+        <w:rPr>
+          <w:rFonts w:ascii="TimesNewRomanPS-BoldMT" w:hAnsi="TimesNewRomanPS-BoldMT"/>
+          <w:b/>
+          <w:bCs/>
+          <w:color w:val="000000"/>
+          <w:szCs w:val="20"/>
+        </w:rPr>
+        <w:t>Simplicity</w:t>
+      </w:r>
+    </w:p>
+    <w:p>
+      <w:pPr>
+        <w:pStyle w:val="ListParagraph"/>
+        <w:numPr>
+          <w:ilvl w:val="0"/>
+          <w:numId w:val="1"/>
+        </w:numPr>
+        <w:rPr>
+          <w:rFonts w:eastAsia="Times New Roman" w:cstheme="minorHAnsi"/>
+          <w:color w:val="000000"/>
+          <w:sz w:val="14"/>
+          <w:szCs w:val="12"/>
+        </w:rPr>
+      </w:pPr>
+      <w:r>
+        <w:rPr>
+          <w:rFonts w:ascii="TimesNewRomanPS-BoldMT" w:hAnsi="TimesNewRomanPS-BoldMT"/>
+          <w:b/>
+          <w:bCs/>
+          <w:color w:val="000000"/>
+          <w:szCs w:val="20"/>
+        </w:rPr>
+        <w:t>No need for sorting</w:t>
+      </w:r>
+    </w:p>
+    <w:p>
+      <w:pPr>
+        <w:pStyle w:val="ListParagraph"/>
+        <w:numPr>
+          <w:ilvl w:val="0"/>
+          <w:numId w:val="1"/>
+        </w:numPr>
+        <w:rPr>
+          <w:rFonts w:eastAsia="Times New Roman" w:cstheme="minorHAnsi"/>
+          <w:color w:val="000000"/>
+          <w:sz w:val="14"/>
+          <w:szCs w:val="12"/>
+        </w:rPr>
+      </w:pPr>
+      <w:r>
+        <w:rPr>
+          <w:rFonts w:ascii="TimesNewRomanPS-BoldMT" w:hAnsi="TimesNewRomanPS-BoldMT"/>
+          <w:b/>
+          <w:bCs/>
+          <w:color w:val="000000"/>
+          <w:szCs w:val="20"/>
+        </w:rPr>
+        <w:t>Handles all data types</w:t>
+      </w:r>
+    </w:p>
+    <w:p>
+      <w:pPr>
+        <w:pStyle w:val="ListParagraph"/>
+        <w:numPr>
+          <w:ilvl w:val="0"/>
+          <w:numId w:val="1"/>
+        </w:numPr>
+        <w:rPr>
+          <w:rFonts w:eastAsia="Times New Roman" w:cstheme="minorHAnsi"/>
+          <w:color w:val="000000"/>
+          <w:sz w:val="14"/>
+          <w:szCs w:val="12"/>
+        </w:rPr>
+      </w:pPr>
+      <w:r>
+        <w:rPr>
+          <w:rFonts w:ascii="TimesNewRomanPS-BoldMT" w:hAnsi="TimesNewRomanPS-BoldMT"/>
+          <w:b/>
+          <w:bCs/>
+          <w:color w:val="000000"/>
+          <w:szCs w:val="20"/>
+        </w:rPr>
+        <w:t>Small dataset</w:t>
+      </w:r>
+    </w:p>
+    <w:p>
+      <w:pPr>
+        <w:pStyle w:val="ListParagraph"/>
+        <w:numPr>
+          <w:ilvl w:val="0"/>
+          <w:numId w:val="1"/>
+        </w:numPr>
+        <w:rPr>
+          <w:rFonts w:eastAsia="Times New Roman" w:cstheme="minorHAnsi"/>
+          <w:color w:val="000000"/>
+          <w:sz w:val="14"/>
+          <w:szCs w:val="12"/>
+        </w:rPr>
+      </w:pPr>
+      <w:r>
+        <w:rPr>
+          <w:rFonts w:ascii="TimesNewRomanPS-BoldMT" w:hAnsi="TimesNewRomanPS-BoldMT"/>
+          <w:b/>
+          <w:bCs/>
+          <w:color w:val="000000"/>
+          <w:szCs w:val="20"/>
+        </w:rPr>
+        <w:t>Low memory usage</w:t>
+      </w:r>
+    </w:p>
+    <w:p>
+      <w:pPr>
+        <w:rPr>
+          <w:rFonts w:eastAsia="Times New Roman" w:cstheme="minorHAnsi"/>
+          <w:b/>
+          <w:bCs/>
+          <w:color w:val="000000"/>
+          <w:sz w:val="24"/>
+        </w:rPr>
+      </w:pPr>
+      <w:r>
+        <w:rPr>
+          <w:rFonts w:eastAsia="Times New Roman" w:cstheme="minorHAnsi"/>
+          <w:b/>
+          <w:bCs/>
+          <w:color w:val="000000"/>
+          <w:sz w:val="24"/>
+        </w:rPr>
+        <w:t>16</w:t>
+      </w:r>
+      <w:r>
+        <w:rPr>
+          <w:rFonts w:eastAsia="Times New Roman" w:cstheme="minorHAnsi"/>
+          <w:b/>
+          <w:bCs/>
+          <w:color w:val="000000"/>
+          <w:sz w:val="24"/>
+        </w:rPr>
+        <w:t>. What is Binary Search Algorithm?</w:t>
+      </w:r>
+    </w:p>
+    <w:p>
+      <w:pPr>
+        <w:rPr>
+          <w:rFonts w:cstheme="minorHAnsi"/>
+        </w:rPr>
+      </w:pPr>
+      <w:r>
+        <w:rPr>
+          <w:rFonts w:cstheme="minorHAnsi"/>
+        </w:rPr>
+        <w:t xml:space="preserve">Binary search is a search algorithm used to find the position of a target value within a sorted array. The data structure must be sorted. </w:t>
+      </w:r>
+    </w:p>
+    <w:p>
+      <w:pPr>
+        <w:rPr>
+          <w:rFonts w:cstheme="minorHAnsi"/>
+          <w:b/>
+          <w:bCs/>
+        </w:rPr>
+      </w:pPr>
+      <w:r>
+        <w:rPr>
+          <w:rFonts w:cstheme="minorHAnsi"/>
+          <w:b/>
+          <w:bCs/>
+        </w:rPr>
+        <w:t xml:space="preserve">Binary Search Step: </w:t>
+      </w:r>
+    </w:p>
+    <w:p>
+      <w:pPr>
+        <w:spacing w:after="0"/>
+        <w:rPr>
+          <w:rFonts w:cstheme="minorHAnsi"/>
+          <w:color w:val="000000"/>
+        </w:rPr>
+      </w:pPr>
+      <w:r>
+        <w:rPr>
+          <w:rFonts w:cstheme="minorHAnsi"/>
+          <w:color w:val="000000"/>
+        </w:rPr>
+        <w:t>1.Find the middle index of the search space.</w:t>
+      </w:r>
+    </w:p>
+    <w:p>
+      <w:pPr>
+        <w:spacing w:after="0"/>
+        <w:rPr>
+          <w:rFonts w:cstheme="minorHAnsi"/>
+          <w:color w:val="000000"/>
+        </w:rPr>
+      </w:pPr>
+      <w:r>
+        <w:rPr>
+          <w:rFonts w:cstheme="minorHAnsi"/>
+          <w:color w:val="000000"/>
+        </w:rPr>
+        <w:t>2.Compare the middle element with the target key</w:t>
+      </w:r>
+    </w:p>
+    <w:p>
+      <w:pPr>
+        <w:spacing w:after="0"/>
+        <w:rPr>
+          <w:rFonts w:cstheme="minorHAnsi"/>
+          <w:color w:val="000000"/>
+        </w:rPr>
+      </w:pPr>
+      <w:r>
+        <w:rPr>
+          <w:rFonts w:cstheme="minorHAnsi"/>
+          <w:color w:val="000000"/>
+        </w:rPr>
+        <w:t>3.Repeat the process on the selected half until the key is found or no elements remain.</w:t>
+      </w:r>
+    </w:p>
+    <w:p>
+      <w:pPr>
+        <w:spacing w:after="0"/>
+        <w:rPr>
+          <w:rFonts w:cstheme="minorHAnsi"/>
+          <w:color w:val="000000"/>
+        </w:rPr>
+      </w:pPr>
+      <w:r>
+        <w:rPr>
+          <w:rFonts w:cstheme="minorHAnsi"/>
+          <w:color w:val="000000"/>
+        </w:rPr>
+        <w:t>4.If the key is not found, return -1 (not found).</w:t>
+      </w:r>
+    </w:p>
+    <w:p>
+      <w:pPr>
+        <w:spacing w:after="0"/>
+        <w:rPr>
+          <w:rFonts w:cstheme="minorHAnsi"/>
+          <w:color w:val="000000"/>
+        </w:rPr>
+      </w:pPr>
+    </w:p>
+    <w:p>
+      <w:pPr>
+        <w:spacing w:after="0"/>
+        <w:rPr>
+          <w:rFonts w:cstheme="minorHAnsi"/>
+          <w:b/>
+          <w:bCs/>
+          <w:color w:val="000000"/>
+          <w:sz w:val="24"/>
+          <w:szCs w:val="24"/>
+        </w:rPr>
+      </w:pPr>
+      <w:r>
+        <w:rPr>
+          <w:rFonts w:cstheme="minorHAnsi"/>
+          <w:b/>
+          <w:bCs/>
+          <w:color w:val="000000"/>
+          <w:sz w:val="24"/>
+          <w:szCs w:val="24"/>
+        </w:rPr>
+        <w:t>17</w:t>
+      </w:r>
+      <w:r>
+        <w:rPr>
+          <w:rFonts w:cstheme="minorHAnsi"/>
+          <w:b/>
+          <w:bCs/>
+          <w:color w:val="000000"/>
+          <w:sz w:val="24"/>
+          <w:szCs w:val="24"/>
+        </w:rPr>
+        <w:t>. Advantages of Linear Search Algorithm.</w:t>
+      </w:r>
+    </w:p>
+    <w:p>
+      <w:pPr>
+        <w:spacing w:after="0"/>
+        <w:rPr>
+          <w:rFonts w:cstheme="minorHAnsi"/>
+          <w:color w:val="000000"/>
+        </w:rPr>
+      </w:pPr>
+      <w:r>
+        <w:rPr>
+          <w:rFonts w:cstheme="minorHAnsi"/>
+          <w:color w:val="000000"/>
+        </w:rPr>
+        <w:t>1.Binary search is faster than linear search, especially for large arrays.</w:t>
+      </w:r>
+    </w:p>
+    <w:p>
+      <w:pPr>
+        <w:spacing w:after="0"/>
+        <w:rPr>
+          <w:rFonts w:cstheme="minorHAnsi"/>
+          <w:color w:val="000000"/>
+        </w:rPr>
+      </w:pPr>
+      <w:r>
+        <w:rPr>
+          <w:rFonts w:cstheme="minorHAnsi"/>
+          <w:color w:val="000000"/>
+        </w:rPr>
+        <w:t>2.More efficient than other searching algorithms with a similar time complexity.</w:t>
+      </w:r>
+    </w:p>
+    <w:p>
+      <w:pPr>
+        <w:spacing w:after="0"/>
+        <w:rPr>
+          <w:rFonts w:cstheme="minorHAnsi"/>
+          <w:color w:val="000000"/>
+        </w:rPr>
+      </w:pPr>
+      <w:r>
+        <w:rPr>
+          <w:rFonts w:cstheme="minorHAnsi"/>
+          <w:color w:val="000000"/>
+        </w:rPr>
+        <w:t>3.Binary search is well-suited for searching large datasets that are stored in external memory.</w:t>
+      </w:r>
+    </w:p>
+    <w:p>
+      <w:pPr>
+        <w:spacing w:after="0"/>
+        <w:rPr>
+          <w:rFonts w:cstheme="minorHAnsi"/>
+          <w:color w:val="000000"/>
+        </w:rPr>
+      </w:pPr>
+    </w:p>
+    <w:p>
+      <w:pPr>
+        <w:spacing w:after="0"/>
+        <w:rPr>
+          <w:rFonts w:cstheme="minorHAnsi"/>
+          <w:b/>
+          <w:bCs/>
+          <w:color w:val="000000"/>
+        </w:rPr>
+      </w:pPr>
+      <w:r>
+        <w:rPr>
+          <w:rFonts w:cstheme="minorHAnsi"/>
+          <w:b/>
+          <w:bCs/>
+          <w:color w:val="000000"/>
+        </w:rPr>
+        <w:t xml:space="preserve">Disadvantages: </w:t>
+      </w:r>
+    </w:p>
+    <w:p>
+      <w:pPr>
+        <w:spacing w:after="0"/>
+        <w:rPr>
+          <w:rFonts w:eastAsia="Times New Roman" w:cstheme="minorHAnsi"/>
+          <w:b/>
+          <w:bCs/>
+          <w:color w:val="000000"/>
+        </w:rPr>
+      </w:pPr>
+      <w:r>
+        <w:rPr>
+          <w:rFonts w:cstheme="minorHAnsi"/>
+          <w:color w:val="000000"/>
+        </w:rPr>
+        <w:t xml:space="preserve">1. </w:t>
+      </w:r>
+      <w:r>
+        <w:rPr>
+          <w:rFonts w:cstheme="minorHAnsi"/>
+          <w:color w:val="000000"/>
+        </w:rPr>
+        <w:t>The array should be sorted</w:t>
+      </w:r>
+    </w:p>
+    <w:p>
+      <w:pPr>
+        <w:rPr>
+          <w:rFonts w:eastAsia="Times New Roman" w:cstheme="minorHAnsi"/>
+          <w:color w:val="000000"/>
+          <w:sz w:val="8"/>
+          <w:szCs w:val="6"/>
+        </w:rPr>
+      </w:pPr>
+    </w:p>
+    <w:p>
+      <w:pPr>
+        <w:rPr>
+          <w:rFonts w:eastAsia="Times New Roman" w:cstheme="minorHAnsi"/>
+          <w:color w:val="000000"/>
+          <w:szCs w:val="20"/>
+        </w:rPr>
+      </w:pPr>
+    </w:p>
+    <w:p>
+      <w:pPr>
+        <w:rPr>
+          <w:rFonts w:eastAsia="Times New Roman" w:cstheme="minorHAnsi"/>
+          <w:sz w:val="14"/>
+          <w:szCs w:val="14"/>
+        </w:rPr>
+      </w:pPr>
     </w:p>
     <w:sectPr>
       <w:pgSz w:w="11906" w:h="16838" w:code="9"/>
@@ -3547,6 +4120,243 @@
     </w:sectPr>
   </w:body>
 </w:document>
+</file>
+
+<file path=word/numbering.xml><?xml version="1.0" encoding="utf-8"?>
+<w:numbering xmlns:wpc="http://schemas.microsoft.com/office/word/2010/wordprocessingCanvas" xmlns:cx="http://schemas.microsoft.com/office/drawing/2014/chartex" xmlns:cx1="http://schemas.microsoft.com/office/drawing/2015/9/8/chartex" xmlns:cx2="http://schemas.microsoft.com/office/drawing/2015/10/21/chartex" xmlns:cx3="http://schemas.microsoft.com/office/drawing/2016/5/9/chartex" xmlns:cx4="http://schemas.microsoft.com/office/drawing/2016/5/10/chartex" xmlns:cx5="http://schemas.microsoft.com/office/drawing/2016/5/11/chartex" xmlns:cx6="http://schemas.microsoft.com/office/drawing/2016/5/12/chartex" xmlns:cx7="http://schemas.microsoft.com/office/drawing/2016/5/13/chartex" xmlns:cx8="http://schemas.microsoft.com/office/drawing/2016/5/14/chartex" xmlns:mc="http://schemas.openxmlformats.org/markup-compatibility/2006" xmlns:aink="http://schemas.microsoft.com/office/drawing/2016/ink" xmlns:am3d="http://schemas.microsoft.com/office/drawing/2017/model3d" xmlns:o="urn:schemas-microsoft-com:office:office" xmlns:r="http://schemas.openxmlformats.org/officeDocument/2006/relationships" xmlns:m="http://schemas.openxmlformats.org/officeDocument/2006/math" xmlns:v="urn:schemas-microsoft-com:vml" xmlns:wp14="http://schemas.microsoft.com/office/word/2010/wordprocessingDrawing" xmlns:wp="http://schemas.openxmlformats.org/drawingml/2006/wordprocessingDrawing" xmlns:w10="urn:schemas-microsoft-com:office:word" xmlns:w="http://schemas.openxmlformats.org/wordprocessingml/2006/main" xmlns:w14="http://schemas.microsoft.com/office/word/2010/wordml" xmlns:w15="http://schemas.microsoft.com/office/word/2012/wordml" xmlns:w16cex="http://schemas.microsoft.com/office/word/2018/wordml/cex" xmlns:w16cid="http://schemas.microsoft.com/office/word/2016/wordml/cid" xmlns:w16="http://schemas.microsoft.com/office/word/2018/wordml" xmlns:w16sdtdh="http://schemas.microsoft.com/office/word/2020/wordml/sdtdatahash" xmlns:w16se="http://schemas.microsoft.com/office/word/2015/wordml/symex" xmlns:wpg="http://schemas.microsoft.com/office/word/2010/wordprocessingGroup" xmlns:wpi="http://schemas.microsoft.com/office/word/2010/wordprocessingInk" xmlns:wne="http://schemas.microsoft.com/office/word/2006/wordml" xmlns:wps="http://schemas.microsoft.com/office/word/2010/wordprocessingShape" mc:Ignorable="w14 w15 w16se w16cid w16 w16cex w16sdtdh wp14">
+  <w:abstractNum w:abstractNumId="0" w15:restartNumberingAfterBreak="0">
+    <w:nsid w:val="0B6373EC"/>
+    <w:multiLevelType w:val="hybridMultilevel"/>
+    <w:tmpl w:val="027472B6"/>
+    <w:lvl w:ilvl="0" w:tplc="0409000D">
+      <w:start w:val="1"/>
+      <w:numFmt w:val="bullet"/>
+      <w:lvlText w:val=""/>
+      <w:lvlJc w:val="left"/>
+      <w:pPr>
+        <w:ind w:left="720" w:hanging="360"/>
+      </w:pPr>
+      <w:rPr>
+        <w:rFonts w:ascii="Wingdings" w:hAnsi="Wingdings" w:hint="default"/>
+      </w:rPr>
+    </w:lvl>
+    <w:lvl w:ilvl="1" w:tplc="04090003" w:tentative="1">
+      <w:start w:val="1"/>
+      <w:numFmt w:val="bullet"/>
+      <w:lvlText w:val="o"/>
+      <w:lvlJc w:val="left"/>
+      <w:pPr>
+        <w:ind w:left="1440" w:hanging="360"/>
+      </w:pPr>
+      <w:rPr>
+        <w:rFonts w:ascii="Courier New" w:hAnsi="Courier New" w:cs="Courier New" w:hint="default"/>
+      </w:rPr>
+    </w:lvl>
+    <w:lvl w:ilvl="2" w:tplc="04090005" w:tentative="1">
+      <w:start w:val="1"/>
+      <w:numFmt w:val="bullet"/>
+      <w:lvlText w:val=""/>
+      <w:lvlJc w:val="left"/>
+      <w:pPr>
+        <w:ind w:left="2160" w:hanging="360"/>
+      </w:pPr>
+      <w:rPr>
+        <w:rFonts w:ascii="Wingdings" w:hAnsi="Wingdings" w:hint="default"/>
+      </w:rPr>
+    </w:lvl>
+    <w:lvl w:ilvl="3" w:tplc="04090001" w:tentative="1">
+      <w:start w:val="1"/>
+      <w:numFmt w:val="bullet"/>
+      <w:lvlText w:val=""/>
+      <w:lvlJc w:val="left"/>
+      <w:pPr>
+        <w:ind w:left="2880" w:hanging="360"/>
+      </w:pPr>
+      <w:rPr>
+        <w:rFonts w:ascii="Symbol" w:hAnsi="Symbol" w:hint="default"/>
+      </w:rPr>
+    </w:lvl>
+    <w:lvl w:ilvl="4" w:tplc="04090003" w:tentative="1">
+      <w:start w:val="1"/>
+      <w:numFmt w:val="bullet"/>
+      <w:lvlText w:val="o"/>
+      <w:lvlJc w:val="left"/>
+      <w:pPr>
+        <w:ind w:left="3600" w:hanging="360"/>
+      </w:pPr>
+      <w:rPr>
+        <w:rFonts w:ascii="Courier New" w:hAnsi="Courier New" w:cs="Courier New" w:hint="default"/>
+      </w:rPr>
+    </w:lvl>
+    <w:lvl w:ilvl="5" w:tplc="04090005" w:tentative="1">
+      <w:start w:val="1"/>
+      <w:numFmt w:val="bullet"/>
+      <w:lvlText w:val=""/>
+      <w:lvlJc w:val="left"/>
+      <w:pPr>
+        <w:ind w:left="4320" w:hanging="360"/>
+      </w:pPr>
+      <w:rPr>
+        <w:rFonts w:ascii="Wingdings" w:hAnsi="Wingdings" w:hint="default"/>
+      </w:rPr>
+    </w:lvl>
+    <w:lvl w:ilvl="6" w:tplc="04090001" w:tentative="1">
+      <w:start w:val="1"/>
+      <w:numFmt w:val="bullet"/>
+      <w:lvlText w:val=""/>
+      <w:lvlJc w:val="left"/>
+      <w:pPr>
+        <w:ind w:left="5040" w:hanging="360"/>
+      </w:pPr>
+      <w:rPr>
+        <w:rFonts w:ascii="Symbol" w:hAnsi="Symbol" w:hint="default"/>
+      </w:rPr>
+    </w:lvl>
+    <w:lvl w:ilvl="7" w:tplc="04090003" w:tentative="1">
+      <w:start w:val="1"/>
+      <w:numFmt w:val="bullet"/>
+      <w:lvlText w:val="o"/>
+      <w:lvlJc w:val="left"/>
+      <w:pPr>
+        <w:ind w:left="5760" w:hanging="360"/>
+      </w:pPr>
+      <w:rPr>
+        <w:rFonts w:ascii="Courier New" w:hAnsi="Courier New" w:cs="Courier New" w:hint="default"/>
+      </w:rPr>
+    </w:lvl>
+    <w:lvl w:ilvl="8" w:tplc="04090005" w:tentative="1">
+      <w:start w:val="1"/>
+      <w:numFmt w:val="bullet"/>
+      <w:lvlText w:val=""/>
+      <w:lvlJc w:val="left"/>
+      <w:pPr>
+        <w:ind w:left="6480" w:hanging="360"/>
+      </w:pPr>
+      <w:rPr>
+        <w:rFonts w:ascii="Wingdings" w:hAnsi="Wingdings" w:hint="default"/>
+      </w:rPr>
+    </w:lvl>
+  </w:abstractNum>
+  <w:abstractNum w:abstractNumId="1" w15:restartNumberingAfterBreak="0">
+    <w:nsid w:val="6F6131D3"/>
+    <w:multiLevelType w:val="hybridMultilevel"/>
+    <w:tmpl w:val="7084D20A"/>
+    <w:lvl w:ilvl="0" w:tplc="0409000D">
+      <w:start w:val="1"/>
+      <w:numFmt w:val="bullet"/>
+      <w:lvlText w:val=""/>
+      <w:lvlJc w:val="left"/>
+      <w:pPr>
+        <w:ind w:left="720" w:hanging="360"/>
+      </w:pPr>
+      <w:rPr>
+        <w:rFonts w:ascii="Wingdings" w:hAnsi="Wingdings" w:hint="default"/>
+      </w:rPr>
+    </w:lvl>
+    <w:lvl w:ilvl="1" w:tplc="04090003" w:tentative="1">
+      <w:start w:val="1"/>
+      <w:numFmt w:val="bullet"/>
+      <w:lvlText w:val="o"/>
+      <w:lvlJc w:val="left"/>
+      <w:pPr>
+        <w:ind w:left="1440" w:hanging="360"/>
+      </w:pPr>
+      <w:rPr>
+        <w:rFonts w:ascii="Courier New" w:hAnsi="Courier New" w:cs="Courier New" w:hint="default"/>
+      </w:rPr>
+    </w:lvl>
+    <w:lvl w:ilvl="2" w:tplc="04090005" w:tentative="1">
+      <w:start w:val="1"/>
+      <w:numFmt w:val="bullet"/>
+      <w:lvlText w:val=""/>
+      <w:lvlJc w:val="left"/>
+      <w:pPr>
+        <w:ind w:left="2160" w:hanging="360"/>
+      </w:pPr>
+      <w:rPr>
+        <w:rFonts w:ascii="Wingdings" w:hAnsi="Wingdings" w:hint="default"/>
+      </w:rPr>
+    </w:lvl>
+    <w:lvl w:ilvl="3" w:tplc="04090001" w:tentative="1">
+      <w:start w:val="1"/>
+      <w:numFmt w:val="bullet"/>
+      <w:lvlText w:val=""/>
+      <w:lvlJc w:val="left"/>
+      <w:pPr>
+        <w:ind w:left="2880" w:hanging="360"/>
+      </w:pPr>
+      <w:rPr>
+        <w:rFonts w:ascii="Symbol" w:hAnsi="Symbol" w:hint="default"/>
+      </w:rPr>
+    </w:lvl>
+    <w:lvl w:ilvl="4" w:tplc="04090003" w:tentative="1">
+      <w:start w:val="1"/>
+      <w:numFmt w:val="bullet"/>
+      <w:lvlText w:val="o"/>
+      <w:lvlJc w:val="left"/>
+      <w:pPr>
+        <w:ind w:left="3600" w:hanging="360"/>
+      </w:pPr>
+      <w:rPr>
+        <w:rFonts w:ascii="Courier New" w:hAnsi="Courier New" w:cs="Courier New" w:hint="default"/>
+      </w:rPr>
+    </w:lvl>
+    <w:lvl w:ilvl="5" w:tplc="04090005" w:tentative="1">
+      <w:start w:val="1"/>
+      <w:numFmt w:val="bullet"/>
+      <w:lvlText w:val=""/>
+      <w:lvlJc w:val="left"/>
+      <w:pPr>
+        <w:ind w:left="4320" w:hanging="360"/>
+      </w:pPr>
+      <w:rPr>
+        <w:rFonts w:ascii="Wingdings" w:hAnsi="Wingdings" w:hint="default"/>
+      </w:rPr>
+    </w:lvl>
+    <w:lvl w:ilvl="6" w:tplc="04090001" w:tentative="1">
+      <w:start w:val="1"/>
+      <w:numFmt w:val="bullet"/>
+      <w:lvlText w:val=""/>
+      <w:lvlJc w:val="left"/>
+      <w:pPr>
+        <w:ind w:left="5040" w:hanging="360"/>
+      </w:pPr>
+      <w:rPr>
+        <w:rFonts w:ascii="Symbol" w:hAnsi="Symbol" w:hint="default"/>
+      </w:rPr>
+    </w:lvl>
+    <w:lvl w:ilvl="7" w:tplc="04090003" w:tentative="1">
+      <w:start w:val="1"/>
+      <w:numFmt w:val="bullet"/>
+      <w:lvlText w:val="o"/>
+      <w:lvlJc w:val="left"/>
+      <w:pPr>
+        <w:ind w:left="5760" w:hanging="360"/>
+      </w:pPr>
+      <w:rPr>
+        <w:rFonts w:ascii="Courier New" w:hAnsi="Courier New" w:cs="Courier New" w:hint="default"/>
+      </w:rPr>
+    </w:lvl>
+    <w:lvl w:ilvl="8" w:tplc="04090005" w:tentative="1">
+      <w:start w:val="1"/>
+      <w:numFmt w:val="bullet"/>
+      <w:lvlText w:val=""/>
+      <w:lvlJc w:val="left"/>
+      <w:pPr>
+        <w:ind w:left="6480" w:hanging="360"/>
+      </w:pPr>
+      <w:rPr>
+        <w:rFonts w:ascii="Wingdings" w:hAnsi="Wingdings" w:hint="default"/>
+      </w:rPr>
+    </w:lvl>
+  </w:abstractNum>
+  <w:num w:numId="1">
+    <w:abstractNumId w:val="0"/>
+  </w:num>
+  <w:num w:numId="2">
+    <w:abstractNumId w:val="1"/>
+  </w:num>
+</w:numbering>
 </file>
 
 <file path=word/styles.xml><?xml version="1.0" encoding="utf-8"?>
@@ -3949,6 +4759,27 @@
     <w:qFormat/>
     <w:rsid w:val="006D6077"/>
   </w:style>
+  <w:style w:type="paragraph" w:styleId="Heading1">
+    <w:name w:val="heading 1"/>
+    <w:basedOn w:val="Normal"/>
+    <w:next w:val="Normal"/>
+    <w:link w:val="Heading1Char"/>
+    <w:uiPriority w:val="9"/>
+    <w:qFormat/>
+    <w:rsid w:val="000008A5"/>
+    <w:pPr>
+      <w:keepNext/>
+      <w:keepLines/>
+      <w:spacing w:before="240" w:after="0"/>
+      <w:outlineLvl w:val="0"/>
+    </w:pPr>
+    <w:rPr>
+      <w:rFonts w:asciiTheme="majorHAnsi" w:eastAsiaTheme="majorEastAsia" w:hAnsiTheme="majorHAnsi" w:cstheme="majorBidi"/>
+      <w:color w:val="2F5496" w:themeColor="accent1" w:themeShade="BF"/>
+      <w:sz w:val="32"/>
+      <w:szCs w:val="32"/>
+    </w:rPr>
+  </w:style>
   <w:style w:type="character" w:default="1" w:styleId="DefaultParagraphFont">
     <w:name w:val="Default Paragraph Font"/>
     <w:uiPriority w:val="1"/>
@@ -4019,6 +4850,30 @@
       <w:color w:val="000000"/>
       <w:sz w:val="30"/>
       <w:szCs w:val="30"/>
+    </w:rPr>
+  </w:style>
+  <w:style w:type="paragraph" w:styleId="ListParagraph">
+    <w:name w:val="List Paragraph"/>
+    <w:basedOn w:val="Normal"/>
+    <w:uiPriority w:val="34"/>
+    <w:qFormat/>
+    <w:rsid w:val="00B07D95"/>
+    <w:pPr>
+      <w:ind w:left="720"/>
+      <w:contextualSpacing/>
+    </w:pPr>
+  </w:style>
+  <w:style w:type="character" w:customStyle="1" w:styleId="Heading1Char">
+    <w:name w:val="Heading 1 Char"/>
+    <w:basedOn w:val="DefaultParagraphFont"/>
+    <w:link w:val="Heading1"/>
+    <w:uiPriority w:val="9"/>
+    <w:rsid w:val="000008A5"/>
+    <w:rPr>
+      <w:rFonts w:asciiTheme="majorHAnsi" w:eastAsiaTheme="majorEastAsia" w:hAnsiTheme="majorHAnsi" w:cstheme="majorBidi"/>
+      <w:color w:val="2F5496" w:themeColor="accent1" w:themeShade="BF"/>
+      <w:sz w:val="32"/>
+      <w:szCs w:val="32"/>
     </w:rPr>
   </w:style>
 </w:styles>
